--- a/assets/worksheets/velocity-curve/galactic-plane-observation-2-2019.docx
+++ b/assets/worksheets/velocity-curve/galactic-plane-observation-2-2019.docx
@@ -1234,7 +1234,7 @@
             </w:pPr>
             <w:r>
               <w:rPr>
-                <w:rFonts w:ascii="Arial" w:hAnsi="Arial"/>
+                <w:rFonts w:ascii="Arial" w:hAnsi="Arial" w:cs="Arial" w:eastAsia="Arial"/>
                 <w:b/>
                 <w:color w:val="FFFFFF"/>
                 <w:sz w:val="20"/>
@@ -1260,7 +1260,7 @@
             </w:pPr>
             <w:r>
               <w:rPr>
-                <w:rFonts w:ascii="Arial" w:hAnsi="Arial"/>
+                <w:rFonts w:ascii="Arial" w:hAnsi="Arial" w:cs="Arial" w:eastAsia="Arial"/>
                 <w:b/>
                 <w:color w:val="FFFFFF"/>
                 <w:sz w:val="20"/>
@@ -1286,7 +1286,7 @@
             </w:pPr>
             <w:r>
               <w:rPr>
-                <w:rFonts w:ascii="Arial" w:hAnsi="Arial"/>
+                <w:rFonts w:ascii="Arial" w:hAnsi="Arial" w:cs="Arial" w:eastAsia="Arial"/>
                 <w:b/>
                 <w:color w:val="FFFFFF"/>
                 <w:sz w:val="20"/>
@@ -1312,7 +1312,7 @@
             </w:pPr>
             <w:r>
               <w:rPr>
-                <w:rFonts w:ascii="Arial" w:hAnsi="Arial"/>
+                <w:rFonts w:ascii="Arial" w:hAnsi="Arial" w:cs="Arial" w:eastAsia="Arial"/>
                 <w:b/>
                 <w:color w:val="FFFFFF"/>
                 <w:sz w:val="20"/>
@@ -1343,7 +1343,7 @@
             </w:pPr>
             <w:r>
               <w:rPr>
-                <w:rFonts w:ascii="Arial" w:hAnsi="Arial"/>
+                <w:rFonts w:ascii="Arial" w:hAnsi="Arial" w:cs="Arial" w:eastAsia="Arial"/>
                 <w:sz w:val="20"/>
               </w:rPr>
             </w:r>
@@ -1365,7 +1365,7 @@
             </w:pPr>
             <w:r>
               <w:rPr>
-                <w:rFonts w:ascii="Arial" w:hAnsi="Arial"/>
+                <w:rFonts w:ascii="Arial" w:hAnsi="Arial" w:cs="Arial" w:eastAsia="Arial"/>
                 <w:sz w:val="20"/>
               </w:rPr>
             </w:r>
@@ -1387,7 +1387,7 @@
             </w:pPr>
             <w:r>
               <w:rPr>
-                <w:rFonts w:ascii="Arial" w:hAnsi="Arial"/>
+                <w:rFonts w:ascii="Arial" w:hAnsi="Arial" w:cs="Arial" w:eastAsia="Arial"/>
                 <w:sz w:val="20"/>
               </w:rPr>
             </w:r>
@@ -1409,7 +1409,7 @@
             </w:pPr>
             <w:r>
               <w:rPr>
-                <w:rFonts w:ascii="Arial" w:hAnsi="Arial"/>
+                <w:rFonts w:ascii="Arial" w:hAnsi="Arial" w:cs="Arial" w:eastAsia="Arial"/>
                 <w:sz w:val="20"/>
               </w:rPr>
             </w:r>
@@ -1437,7 +1437,7 @@
             </w:pPr>
             <w:r>
               <w:rPr>
-                <w:rFonts w:ascii="Arial" w:hAnsi="Arial"/>
+                <w:rFonts w:ascii="Arial" w:hAnsi="Arial" w:cs="Arial" w:eastAsia="Arial"/>
                 <w:sz w:val="20"/>
               </w:rPr>
             </w:r>
@@ -1459,7 +1459,7 @@
             </w:pPr>
             <w:r>
               <w:rPr>
-                <w:rFonts w:ascii="Arial" w:hAnsi="Arial"/>
+                <w:rFonts w:ascii="Arial" w:hAnsi="Arial" w:cs="Arial" w:eastAsia="Arial"/>
                 <w:sz w:val="20"/>
               </w:rPr>
             </w:r>
@@ -1481,7 +1481,7 @@
             </w:pPr>
             <w:r>
               <w:rPr>
-                <w:rFonts w:ascii="Arial" w:hAnsi="Arial"/>
+                <w:rFonts w:ascii="Arial" w:hAnsi="Arial" w:cs="Arial" w:eastAsia="Arial"/>
                 <w:sz w:val="20"/>
               </w:rPr>
             </w:r>
@@ -1503,7 +1503,7 @@
             </w:pPr>
             <w:r>
               <w:rPr>
-                <w:rFonts w:ascii="Arial" w:hAnsi="Arial"/>
+                <w:rFonts w:ascii="Arial" w:hAnsi="Arial" w:cs="Arial" w:eastAsia="Arial"/>
                 <w:sz w:val="20"/>
               </w:rPr>
             </w:r>
@@ -1531,7 +1531,7 @@
             </w:pPr>
             <w:r>
               <w:rPr>
-                <w:rFonts w:ascii="Arial" w:hAnsi="Arial"/>
+                <w:rFonts w:ascii="Arial" w:hAnsi="Arial" w:cs="Arial" w:eastAsia="Arial"/>
                 <w:sz w:val="20"/>
               </w:rPr>
             </w:r>
@@ -1553,7 +1553,7 @@
             </w:pPr>
             <w:r>
               <w:rPr>
-                <w:rFonts w:ascii="Arial" w:hAnsi="Arial"/>
+                <w:rFonts w:ascii="Arial" w:hAnsi="Arial" w:cs="Arial" w:eastAsia="Arial"/>
                 <w:sz w:val="20"/>
               </w:rPr>
             </w:r>
@@ -1575,7 +1575,7 @@
             </w:pPr>
             <w:r>
               <w:rPr>
-                <w:rFonts w:ascii="Arial" w:hAnsi="Arial"/>
+                <w:rFonts w:ascii="Arial" w:hAnsi="Arial" w:cs="Arial" w:eastAsia="Arial"/>
                 <w:sz w:val="20"/>
               </w:rPr>
             </w:r>
@@ -1597,7 +1597,7 @@
             </w:pPr>
             <w:r>
               <w:rPr>
-                <w:rFonts w:ascii="Arial" w:hAnsi="Arial"/>
+                <w:rFonts w:ascii="Arial" w:hAnsi="Arial" w:cs="Arial" w:eastAsia="Arial"/>
                 <w:sz w:val="20"/>
               </w:rPr>
             </w:r>
@@ -1625,7 +1625,7 @@
             </w:pPr>
             <w:r>
               <w:rPr>
-                <w:rFonts w:ascii="Arial" w:hAnsi="Arial"/>
+                <w:rFonts w:ascii="Arial" w:hAnsi="Arial" w:cs="Arial" w:eastAsia="Arial"/>
                 <w:sz w:val="20"/>
               </w:rPr>
             </w:r>
@@ -1647,7 +1647,7 @@
             </w:pPr>
             <w:r>
               <w:rPr>
-                <w:rFonts w:ascii="Arial" w:hAnsi="Arial"/>
+                <w:rFonts w:ascii="Arial" w:hAnsi="Arial" w:cs="Arial" w:eastAsia="Arial"/>
                 <w:sz w:val="20"/>
               </w:rPr>
             </w:r>
@@ -1669,7 +1669,7 @@
             </w:pPr>
             <w:r>
               <w:rPr>
-                <w:rFonts w:ascii="Arial" w:hAnsi="Arial"/>
+                <w:rFonts w:ascii="Arial" w:hAnsi="Arial" w:cs="Arial" w:eastAsia="Arial"/>
                 <w:sz w:val="20"/>
               </w:rPr>
             </w:r>
@@ -1691,7 +1691,7 @@
             </w:pPr>
             <w:r>
               <w:rPr>
-                <w:rFonts w:ascii="Arial" w:hAnsi="Arial"/>
+                <w:rFonts w:ascii="Arial" w:hAnsi="Arial" w:cs="Arial" w:eastAsia="Arial"/>
                 <w:sz w:val="20"/>
               </w:rPr>
             </w:r>
@@ -1984,7 +1984,7 @@
             </w:pPr>
             <w:r>
               <w:rPr>
-                <w:rFonts w:ascii="Arial" w:hAnsi="Arial"/>
+                <w:rFonts w:ascii="Arial" w:hAnsi="Arial" w:cs="Arial" w:eastAsia="Arial"/>
                 <w:b/>
                 <w:color w:val="FFFFFF"/>
                 <w:sz w:val="20"/>
@@ -2012,7 +2012,7 @@
             </w:pPr>
             <w:r>
               <w:rPr>
-                <w:rFonts w:ascii="Arial" w:hAnsi="Arial"/>
+                <w:rFonts w:ascii="Arial" w:hAnsi="Arial" w:cs="Arial" w:eastAsia="Arial"/>
                 <w:b/>
                 <w:color w:val="FFFFFF"/>
                 <w:sz w:val="20"/>
@@ -2040,7 +2040,7 @@
             </w:pPr>
             <w:r>
               <w:rPr>
-                <w:rFonts w:ascii="Arial" w:hAnsi="Arial"/>
+                <w:rFonts w:ascii="Arial" w:hAnsi="Arial" w:cs="Arial" w:eastAsia="Arial"/>
                 <w:b/>
                 <w:color w:val="FFFFFF"/>
                 <w:sz w:val="20"/>
@@ -2070,7 +2070,7 @@
             </w:pPr>
             <w:r>
               <w:rPr>
-                <w:rFonts w:ascii="Arial" w:hAnsi="Arial"/>
+                <w:rFonts w:ascii="Arial" w:hAnsi="Arial" w:cs="Arial" w:eastAsia="Arial"/>
                 <w:b/>
                 <w:color w:val="FFFFFF"/>
                 <w:sz w:val="20"/>
@@ -2105,7 +2105,7 @@
             </w:pPr>
             <w:r>
               <w:rPr>
-                <w:rFonts w:ascii="Arial" w:hAnsi="Arial"/>
+                <w:rFonts w:ascii="Arial" w:hAnsi="Arial" w:cs="Arial" w:eastAsia="Arial"/>
                 <w:sz w:val="20"/>
               </w:rPr>
             </w:r>
@@ -2127,7 +2127,7 @@
             </w:pPr>
             <w:r>
               <w:rPr>
-                <w:rFonts w:ascii="Arial" w:hAnsi="Arial"/>
+                <w:rFonts w:ascii="Arial" w:hAnsi="Arial" w:cs="Arial" w:eastAsia="Arial"/>
                 <w:sz w:val="20"/>
               </w:rPr>
             </w:r>
@@ -2149,7 +2149,7 @@
             </w:pPr>
             <w:r>
               <w:rPr>
-                <w:rFonts w:ascii="Arial" w:hAnsi="Arial"/>
+                <w:rFonts w:ascii="Arial" w:hAnsi="Arial" w:cs="Arial" w:eastAsia="Arial"/>
                 <w:sz w:val="20"/>
               </w:rPr>
             </w:r>
@@ -2171,7 +2171,7 @@
             </w:pPr>
             <w:r>
               <w:rPr>
-                <w:rFonts w:ascii="Arial" w:hAnsi="Arial"/>
+                <w:rFonts w:ascii="Arial" w:hAnsi="Arial" w:cs="Arial" w:eastAsia="Arial"/>
                 <w:sz w:val="20"/>
               </w:rPr>
             </w:r>
@@ -2199,7 +2199,7 @@
             </w:pPr>
             <w:r>
               <w:rPr>
-                <w:rFonts w:ascii="Arial" w:hAnsi="Arial"/>
+                <w:rFonts w:ascii="Arial" w:hAnsi="Arial" w:cs="Arial" w:eastAsia="Arial"/>
                 <w:sz w:val="20"/>
               </w:rPr>
             </w:r>
@@ -2221,7 +2221,7 @@
             </w:pPr>
             <w:r>
               <w:rPr>
-                <w:rFonts w:ascii="Arial" w:hAnsi="Arial"/>
+                <w:rFonts w:ascii="Arial" w:hAnsi="Arial" w:cs="Arial" w:eastAsia="Arial"/>
                 <w:sz w:val="20"/>
               </w:rPr>
             </w:r>
@@ -2243,7 +2243,7 @@
             </w:pPr>
             <w:r>
               <w:rPr>
-                <w:rFonts w:ascii="Arial" w:hAnsi="Arial"/>
+                <w:rFonts w:ascii="Arial" w:hAnsi="Arial" w:cs="Arial" w:eastAsia="Arial"/>
                 <w:sz w:val="20"/>
               </w:rPr>
             </w:r>
@@ -2265,7 +2265,7 @@
             </w:pPr>
             <w:r>
               <w:rPr>
-                <w:rFonts w:ascii="Arial" w:hAnsi="Arial"/>
+                <w:rFonts w:ascii="Arial" w:hAnsi="Arial" w:cs="Arial" w:eastAsia="Arial"/>
                 <w:sz w:val="20"/>
               </w:rPr>
             </w:r>
@@ -2293,7 +2293,7 @@
             </w:pPr>
             <w:r>
               <w:rPr>
-                <w:rFonts w:ascii="Arial" w:hAnsi="Arial"/>
+                <w:rFonts w:ascii="Arial" w:hAnsi="Arial" w:cs="Arial" w:eastAsia="Arial"/>
                 <w:sz w:val="20"/>
               </w:rPr>
             </w:r>
@@ -2315,7 +2315,7 @@
             </w:pPr>
             <w:r>
               <w:rPr>
-                <w:rFonts w:ascii="Arial" w:hAnsi="Arial"/>
+                <w:rFonts w:ascii="Arial" w:hAnsi="Arial" w:cs="Arial" w:eastAsia="Arial"/>
                 <w:sz w:val="20"/>
               </w:rPr>
             </w:r>
@@ -2337,7 +2337,7 @@
             </w:pPr>
             <w:r>
               <w:rPr>
-                <w:rFonts w:ascii="Arial" w:hAnsi="Arial"/>
+                <w:rFonts w:ascii="Arial" w:hAnsi="Arial" w:cs="Arial" w:eastAsia="Arial"/>
                 <w:sz w:val="20"/>
               </w:rPr>
             </w:r>
@@ -2359,7 +2359,7 @@
             </w:pPr>
             <w:r>
               <w:rPr>
-                <w:rFonts w:ascii="Arial" w:hAnsi="Arial"/>
+                <w:rFonts w:ascii="Arial" w:hAnsi="Arial" w:cs="Arial" w:eastAsia="Arial"/>
                 <w:sz w:val="20"/>
               </w:rPr>
             </w:r>
@@ -2861,7 +2861,7 @@
             </w:pPr>
             <w:r>
               <w:rPr>
-                <w:rFonts w:ascii="Arial" w:hAnsi="Arial"/>
+                <w:rFonts w:ascii="Arial" w:hAnsi="Arial" w:cs="Arial" w:eastAsia="Arial"/>
                 <w:b/>
                 <w:color w:val="FFFFFF"/>
                 <w:sz w:val="20"/>
@@ -2887,7 +2887,7 @@
             </w:pPr>
             <w:r>
               <w:rPr>
-                <w:rFonts w:ascii="Arial" w:hAnsi="Arial"/>
+                <w:rFonts w:ascii="Arial" w:hAnsi="Arial" w:cs="Arial" w:eastAsia="Arial"/>
                 <w:b/>
                 <w:color w:val="FFFFFF"/>
                 <w:sz w:val="20"/>
@@ -2915,7 +2915,7 @@
             </w:pPr>
             <w:r>
               <w:rPr>
-                <w:rFonts w:ascii="Arial" w:hAnsi="Arial"/>
+                <w:rFonts w:ascii="Arial" w:hAnsi="Arial" w:cs="Arial" w:eastAsia="Arial"/>
                 <w:b/>
                 <w:color w:val="FFFFFF"/>
                 <w:sz w:val="20"/>
@@ -2941,7 +2941,7 @@
             </w:pPr>
             <w:r>
               <w:rPr>
-                <w:rFonts w:ascii="Arial" w:hAnsi="Arial"/>
+                <w:rFonts w:ascii="Arial" w:hAnsi="Arial" w:cs="Arial" w:eastAsia="Arial"/>
                 <w:b/>
                 <w:color w:val="FFFFFF"/>
                 <w:sz w:val="20"/>
@@ -2972,7 +2972,7 @@
             </w:pPr>
             <w:r>
               <w:rPr>
-                <w:rFonts w:ascii="Arial" w:hAnsi="Arial"/>
+                <w:rFonts w:ascii="Arial" w:hAnsi="Arial" w:cs="Arial" w:eastAsia="Arial"/>
                 <w:sz w:val="20"/>
               </w:rPr>
               <w:t>8:15 am</w:t>
@@ -2995,7 +2995,7 @@
             </w:pPr>
             <w:r>
               <w:rPr>
-                <w:rFonts w:ascii="Arial" w:hAnsi="Arial"/>
+                <w:rFonts w:ascii="Arial" w:hAnsi="Arial" w:cs="Arial" w:eastAsia="Arial"/>
                 <w:sz w:val="20"/>
               </w:rPr>
               <w:t>0°</w:t>
@@ -3018,7 +3018,7 @@
             </w:pPr>
             <w:r>
               <w:rPr>
-                <w:rFonts w:ascii="Arial" w:hAnsi="Arial"/>
+                <w:rFonts w:ascii="Arial" w:hAnsi="Arial" w:cs="Arial" w:eastAsia="Arial"/>
                 <w:sz w:val="20"/>
               </w:rPr>
               <w:t>157°</w:t>
@@ -3041,7 +3041,7 @@
             </w:pPr>
             <w:r>
               <w:rPr>
-                <w:rFonts w:ascii="Arial" w:hAnsi="Arial"/>
+                <w:rFonts w:ascii="Arial" w:hAnsi="Arial" w:cs="Arial" w:eastAsia="Arial"/>
                 <w:sz w:val="20"/>
               </w:rPr>
               <w:t>23°</w:t>
@@ -3070,7 +3070,7 @@
             </w:pPr>
             <w:r>
               <w:rPr>
-                <w:rFonts w:ascii="Arial" w:hAnsi="Arial"/>
+                <w:rFonts w:ascii="Arial" w:hAnsi="Arial" w:cs="Arial" w:eastAsia="Arial"/>
                 <w:sz w:val="20"/>
               </w:rPr>
             </w:r>
@@ -3092,7 +3092,7 @@
             </w:pPr>
             <w:r>
               <w:rPr>
-                <w:rFonts w:ascii="Arial" w:hAnsi="Arial"/>
+                <w:rFonts w:ascii="Arial" w:hAnsi="Arial" w:cs="Arial" w:eastAsia="Arial"/>
                 <w:sz w:val="20"/>
               </w:rPr>
               <w:t>10°</w:t>
@@ -3115,7 +3115,7 @@
             </w:pPr>
             <w:r>
               <w:rPr>
-                <w:rFonts w:ascii="Arial" w:hAnsi="Arial"/>
+                <w:rFonts w:ascii="Arial" w:hAnsi="Arial" w:cs="Arial" w:eastAsia="Arial"/>
                 <w:sz w:val="20"/>
               </w:rPr>
               <w:t>148°</w:t>
@@ -3138,7 +3138,7 @@
             </w:pPr>
             <w:r>
               <w:rPr>
-                <w:rFonts w:ascii="Arial" w:hAnsi="Arial"/>
+                <w:rFonts w:ascii="Arial" w:hAnsi="Arial" w:cs="Arial" w:eastAsia="Arial"/>
                 <w:sz w:val="20"/>
               </w:rPr>
               <w:t>26°</w:t>
@@ -3167,7 +3167,7 @@
             </w:pPr>
             <w:r>
               <w:rPr>
-                <w:rFonts w:ascii="Arial" w:hAnsi="Arial"/>
+                <w:rFonts w:ascii="Arial" w:hAnsi="Arial" w:cs="Arial" w:eastAsia="Arial"/>
                 <w:sz w:val="20"/>
               </w:rPr>
             </w:r>
@@ -3189,7 +3189,7 @@
             </w:pPr>
             <w:r>
               <w:rPr>
-                <w:rFonts w:ascii="Arial" w:hAnsi="Arial"/>
+                <w:rFonts w:ascii="Arial" w:hAnsi="Arial" w:cs="Arial" w:eastAsia="Arial"/>
                 <w:sz w:val="20"/>
               </w:rPr>
               <w:t>20°</w:t>
@@ -3212,7 +3212,7 @@
             </w:pPr>
             <w:r>
               <w:rPr>
-                <w:rFonts w:ascii="Arial" w:hAnsi="Arial"/>
+                <w:rFonts w:ascii="Arial" w:hAnsi="Arial" w:cs="Arial" w:eastAsia="Arial"/>
                 <w:sz w:val="20"/>
               </w:rPr>
               <w:t>139°</w:t>
@@ -3235,7 +3235,7 @@
             </w:pPr>
             <w:r>
               <w:rPr>
-                <w:rFonts w:ascii="Arial" w:hAnsi="Arial"/>
+                <w:rFonts w:ascii="Arial" w:hAnsi="Arial" w:cs="Arial" w:eastAsia="Arial"/>
                 <w:sz w:val="20"/>
               </w:rPr>
               <w:t>33°</w:t>
@@ -3264,7 +3264,7 @@
             </w:pPr>
             <w:r>
               <w:rPr>
-                <w:rFonts w:ascii="Arial" w:hAnsi="Arial"/>
+                <w:rFonts w:ascii="Arial" w:hAnsi="Arial" w:cs="Arial" w:eastAsia="Arial"/>
                 <w:sz w:val="20"/>
               </w:rPr>
             </w:r>
@@ -3286,7 +3286,7 @@
             </w:pPr>
             <w:r>
               <w:rPr>
-                <w:rFonts w:ascii="Arial" w:hAnsi="Arial"/>
+                <w:rFonts w:ascii="Arial" w:hAnsi="Arial" w:cs="Arial" w:eastAsia="Arial"/>
                 <w:sz w:val="20"/>
               </w:rPr>
               <w:t>30°</w:t>
@@ -3309,7 +3309,7 @@
             </w:pPr>
             <w:r>
               <w:rPr>
-                <w:rFonts w:ascii="Arial" w:hAnsi="Arial"/>
+                <w:rFonts w:ascii="Arial" w:hAnsi="Arial" w:cs="Arial" w:eastAsia="Arial"/>
                 <w:sz w:val="20"/>
               </w:rPr>
               <w:t>128°</w:t>
@@ -3332,7 +3332,7 @@
             </w:pPr>
             <w:r>
               <w:rPr>
-                <w:rFonts w:ascii="Arial" w:hAnsi="Arial"/>
+                <w:rFonts w:ascii="Arial" w:hAnsi="Arial" w:cs="Arial" w:eastAsia="Arial"/>
                 <w:sz w:val="20"/>
               </w:rPr>
               <w:t>38°</w:t>
@@ -3361,7 +3361,7 @@
             </w:pPr>
             <w:r>
               <w:rPr>
-                <w:rFonts w:ascii="Arial" w:hAnsi="Arial"/>
+                <w:rFonts w:ascii="Arial" w:hAnsi="Arial" w:cs="Arial" w:eastAsia="Arial"/>
                 <w:sz w:val="20"/>
               </w:rPr>
             </w:r>
@@ -3383,7 +3383,7 @@
             </w:pPr>
             <w:r>
               <w:rPr>
-                <w:rFonts w:ascii="Arial" w:hAnsi="Arial"/>
+                <w:rFonts w:ascii="Arial" w:hAnsi="Arial" w:cs="Arial" w:eastAsia="Arial"/>
                 <w:sz w:val="20"/>
               </w:rPr>
               <w:t>40°</w:t>
@@ -3406,7 +3406,7 @@
             </w:pPr>
             <w:r>
               <w:rPr>
-                <w:rFonts w:ascii="Arial" w:hAnsi="Arial"/>
+                <w:rFonts w:ascii="Arial" w:hAnsi="Arial" w:cs="Arial" w:eastAsia="Arial"/>
                 <w:sz w:val="20"/>
               </w:rPr>
               <w:t>114°</w:t>
@@ -3429,7 +3429,7 @@
             </w:pPr>
             <w:r>
               <w:rPr>
-                <w:rFonts w:ascii="Arial" w:hAnsi="Arial"/>
+                <w:rFonts w:ascii="Arial" w:hAnsi="Arial" w:cs="Arial" w:eastAsia="Arial"/>
                 <w:sz w:val="20"/>
               </w:rPr>
               <w:t>39°</w:t>
@@ -3458,7 +3458,7 @@
             </w:pPr>
             <w:r>
               <w:rPr>
-                <w:rFonts w:ascii="Arial" w:hAnsi="Arial"/>
+                <w:rFonts w:ascii="Arial" w:hAnsi="Arial" w:cs="Arial" w:eastAsia="Arial"/>
                 <w:sz w:val="20"/>
               </w:rPr>
             </w:r>
@@ -3480,7 +3480,7 @@
             </w:pPr>
             <w:r>
               <w:rPr>
-                <w:rFonts w:ascii="Arial" w:hAnsi="Arial"/>
+                <w:rFonts w:ascii="Arial" w:hAnsi="Arial" w:cs="Arial" w:eastAsia="Arial"/>
                 <w:sz w:val="20"/>
               </w:rPr>
               <w:t>45°</w:t>
@@ -3503,7 +3503,7 @@
             </w:pPr>
             <w:r>
               <w:rPr>
-                <w:rFonts w:ascii="Arial" w:hAnsi="Arial"/>
+                <w:rFonts w:ascii="Arial" w:hAnsi="Arial" w:cs="Arial" w:eastAsia="Arial"/>
                 <w:sz w:val="20"/>
               </w:rPr>
               <w:t>109°</w:t>
@@ -3526,7 +3526,7 @@
             </w:pPr>
             <w:r>
               <w:rPr>
-                <w:rFonts w:ascii="Arial" w:hAnsi="Arial"/>
+                <w:rFonts w:ascii="Arial" w:hAnsi="Arial" w:cs="Arial" w:eastAsia="Arial"/>
                 <w:sz w:val="20"/>
               </w:rPr>
               <w:t>43°</w:t>
@@ -3555,7 +3555,7 @@
             </w:pPr>
             <w:r>
               <w:rPr>
-                <w:rFonts w:ascii="Arial" w:hAnsi="Arial"/>
+                <w:rFonts w:ascii="Arial" w:hAnsi="Arial" w:cs="Arial" w:eastAsia="Arial"/>
                 <w:sz w:val="20"/>
               </w:rPr>
             </w:r>
@@ -3577,7 +3577,7 @@
             </w:pPr>
             <w:r>
               <w:rPr>
-                <w:rFonts w:ascii="Arial" w:hAnsi="Arial"/>
+                <w:rFonts w:ascii="Arial" w:hAnsi="Arial" w:cs="Arial" w:eastAsia="Arial"/>
                 <w:sz w:val="20"/>
               </w:rPr>
               <w:t>50°</w:t>
@@ -3600,7 +3600,7 @@
             </w:pPr>
             <w:r>
               <w:rPr>
-                <w:rFonts w:ascii="Arial" w:hAnsi="Arial"/>
+                <w:rFonts w:ascii="Arial" w:hAnsi="Arial" w:cs="Arial" w:eastAsia="Arial"/>
                 <w:sz w:val="20"/>
               </w:rPr>
               <w:t>102°</w:t>
@@ -3623,7 +3623,7 @@
             </w:pPr>
             <w:r>
               <w:rPr>
-                <w:rFonts w:ascii="Arial" w:hAnsi="Arial"/>
+                <w:rFonts w:ascii="Arial" w:hAnsi="Arial" w:cs="Arial" w:eastAsia="Arial"/>
                 <w:sz w:val="20"/>
               </w:rPr>
               <w:t>42°</w:t>
@@ -3652,7 +3652,7 @@
             </w:pPr>
             <w:r>
               <w:rPr>
-                <w:rFonts w:ascii="Arial" w:hAnsi="Arial"/>
+                <w:rFonts w:ascii="Arial" w:hAnsi="Arial" w:cs="Arial" w:eastAsia="Arial"/>
                 <w:sz w:val="20"/>
               </w:rPr>
             </w:r>
@@ -3674,7 +3674,7 @@
             </w:pPr>
             <w:r>
               <w:rPr>
-                <w:rFonts w:ascii="Arial" w:hAnsi="Arial"/>
+                <w:rFonts w:ascii="Arial" w:hAnsi="Arial" w:cs="Arial" w:eastAsia="Arial"/>
                 <w:sz w:val="20"/>
               </w:rPr>
               <w:t>60°</w:t>
@@ -3697,7 +3697,7 @@
             </w:pPr>
             <w:r>
               <w:rPr>
-                <w:rFonts w:ascii="Arial" w:hAnsi="Arial"/>
+                <w:rFonts w:ascii="Arial" w:hAnsi="Arial" w:cs="Arial" w:eastAsia="Arial"/>
                 <w:sz w:val="20"/>
               </w:rPr>
               <w:t>89°</w:t>
@@ -3720,7 +3720,7 @@
             </w:pPr>
             <w:r>
               <w:rPr>
-                <w:rFonts w:ascii="Arial" w:hAnsi="Arial"/>
+                <w:rFonts w:ascii="Arial" w:hAnsi="Arial" w:cs="Arial" w:eastAsia="Arial"/>
                 <w:sz w:val="20"/>
               </w:rPr>
               <w:t>43°</w:t>
@@ -3749,7 +3749,7 @@
             </w:pPr>
             <w:r>
               <w:rPr>
-                <w:rFonts w:ascii="Arial" w:hAnsi="Arial"/>
+                <w:rFonts w:ascii="Arial" w:hAnsi="Arial" w:cs="Arial" w:eastAsia="Arial"/>
                 <w:sz w:val="20"/>
               </w:rPr>
             </w:r>
@@ -3771,7 +3771,7 @@
             </w:pPr>
             <w:r>
               <w:rPr>
-                <w:rFonts w:ascii="Arial" w:hAnsi="Arial"/>
+                <w:rFonts w:ascii="Arial" w:hAnsi="Arial" w:cs="Arial" w:eastAsia="Arial"/>
                 <w:sz w:val="20"/>
               </w:rPr>
               <w:t>70°</w:t>
@@ -3794,7 +3794,7 @@
             </w:pPr>
             <w:r>
               <w:rPr>
-                <w:rFonts w:ascii="Arial" w:hAnsi="Arial"/>
+                <w:rFonts w:ascii="Arial" w:hAnsi="Arial" w:cs="Arial" w:eastAsia="Arial"/>
                 <w:sz w:val="20"/>
               </w:rPr>
               <w:t>75°</w:t>
@@ -3817,7 +3817,7 @@
             </w:pPr>
             <w:r>
               <w:rPr>
-                <w:rFonts w:ascii="Arial" w:hAnsi="Arial"/>
+                <w:rFonts w:ascii="Arial" w:hAnsi="Arial" w:cs="Arial" w:eastAsia="Arial"/>
                 <w:sz w:val="20"/>
               </w:rPr>
               <w:t>41°</w:t>
@@ -3846,7 +3846,7 @@
             </w:pPr>
             <w:r>
               <w:rPr>
-                <w:rFonts w:ascii="Arial" w:hAnsi="Arial"/>
+                <w:rFonts w:ascii="Arial" w:hAnsi="Arial" w:cs="Arial" w:eastAsia="Arial"/>
                 <w:sz w:val="20"/>
               </w:rPr>
             </w:r>
@@ -3868,7 +3868,7 @@
             </w:pPr>
             <w:r>
               <w:rPr>
-                <w:rFonts w:ascii="Arial" w:hAnsi="Arial"/>
+                <w:rFonts w:ascii="Arial" w:hAnsi="Arial" w:cs="Arial" w:eastAsia="Arial"/>
                 <w:sz w:val="20"/>
               </w:rPr>
               <w:t>80°</w:t>
@@ -3891,7 +3891,7 @@
             </w:pPr>
             <w:r>
               <w:rPr>
-                <w:rFonts w:ascii="Arial" w:hAnsi="Arial"/>
+                <w:rFonts w:ascii="Arial" w:hAnsi="Arial" w:cs="Arial" w:eastAsia="Arial"/>
                 <w:sz w:val="20"/>
               </w:rPr>
               <w:t>62°</w:t>
@@ -3914,7 +3914,7 @@
             </w:pPr>
             <w:r>
               <w:rPr>
-                <w:rFonts w:ascii="Arial" w:hAnsi="Arial"/>
+                <w:rFonts w:ascii="Arial" w:hAnsi="Arial" w:cs="Arial" w:eastAsia="Arial"/>
                 <w:sz w:val="20"/>
               </w:rPr>
               <w:t>38°</w:t>
@@ -3943,7 +3943,7 @@
             </w:pPr>
             <w:r>
               <w:rPr>
-                <w:rFonts w:ascii="Arial" w:hAnsi="Arial"/>
+                <w:rFonts w:ascii="Arial" w:hAnsi="Arial" w:cs="Arial" w:eastAsia="Arial"/>
                 <w:sz w:val="20"/>
               </w:rPr>
             </w:r>
@@ -3965,7 +3965,7 @@
             </w:pPr>
             <w:r>
               <w:rPr>
-                <w:rFonts w:ascii="Arial" w:hAnsi="Arial"/>
+                <w:rFonts w:ascii="Arial" w:hAnsi="Arial" w:cs="Arial" w:eastAsia="Arial"/>
                 <w:sz w:val="20"/>
               </w:rPr>
               <w:t>90°</w:t>
@@ -3988,7 +3988,7 @@
             </w:pPr>
             <w:r>
               <w:rPr>
-                <w:rFonts w:ascii="Arial" w:hAnsi="Arial"/>
+                <w:rFonts w:ascii="Arial" w:hAnsi="Arial" w:cs="Arial" w:eastAsia="Arial"/>
                 <w:sz w:val="20"/>
               </w:rPr>
               <w:t>51°</w:t>
@@ -4011,7 +4011,7 @@
             </w:pPr>
             <w:r>
               <w:rPr>
-                <w:rFonts w:ascii="Arial" w:hAnsi="Arial"/>
+                <w:rFonts w:ascii="Arial" w:hAnsi="Arial" w:cs="Arial" w:eastAsia="Arial"/>
                 <w:sz w:val="20"/>
               </w:rPr>
               <w:t>33°</w:t>
@@ -4040,7 +4040,7 @@
             </w:pPr>
             <w:r>
               <w:rPr>
-                <w:rFonts w:ascii="Arial" w:hAnsi="Arial"/>
+                <w:rFonts w:ascii="Arial" w:hAnsi="Arial" w:cs="Arial" w:eastAsia="Arial"/>
                 <w:sz w:val="20"/>
               </w:rPr>
             </w:r>
@@ -4062,7 +4062,7 @@
             </w:pPr>
             <w:r>
               <w:rPr>
-                <w:rFonts w:ascii="Arial" w:hAnsi="Arial"/>
+                <w:rFonts w:ascii="Arial" w:hAnsi="Arial" w:cs="Arial" w:eastAsia="Arial"/>
                 <w:sz w:val="20"/>
               </w:rPr>
             </w:r>
@@ -4084,7 +4084,7 @@
             </w:pPr>
             <w:r>
               <w:rPr>
-                <w:rFonts w:ascii="Arial" w:hAnsi="Arial"/>
+                <w:rFonts w:ascii="Arial" w:hAnsi="Arial" w:cs="Arial" w:eastAsia="Arial"/>
                 <w:sz w:val="20"/>
               </w:rPr>
             </w:r>
@@ -4106,7 +4106,7 @@
             </w:pPr>
             <w:r>
               <w:rPr>
-                <w:rFonts w:ascii="Arial" w:hAnsi="Arial"/>
+                <w:rFonts w:ascii="Arial" w:hAnsi="Arial" w:cs="Arial" w:eastAsia="Arial"/>
                 <w:sz w:val="20"/>
               </w:rPr>
             </w:r>
@@ -4326,7 +4326,7 @@
             </w:pPr>
             <w:r>
               <w:rPr>
-                <w:rFonts w:ascii="Arial" w:hAnsi="Arial"/>
+                <w:rFonts w:ascii="Arial" w:hAnsi="Arial" w:cs="Arial" w:eastAsia="Arial"/>
                 <w:b/>
                 <w:color w:val="FFFFFF"/>
                 <w:sz w:val="20"/>
@@ -4354,7 +4354,7 @@
             </w:pPr>
             <w:r>
               <w:rPr>
-                <w:rFonts w:ascii="Arial" w:hAnsi="Arial"/>
+                <w:rFonts w:ascii="Arial" w:hAnsi="Arial" w:cs="Arial" w:eastAsia="Arial"/>
                 <w:b/>
                 <w:color w:val="FFFFFF"/>
                 <w:sz w:val="20"/>
@@ -4382,7 +4382,7 @@
             </w:pPr>
             <w:r>
               <w:rPr>
-                <w:rFonts w:ascii="Arial" w:hAnsi="Arial"/>
+                <w:rFonts w:ascii="Arial" w:hAnsi="Arial" w:cs="Arial" w:eastAsia="Arial"/>
                 <w:b/>
                 <w:color w:val="FFFFFF"/>
                 <w:sz w:val="20"/>
@@ -4410,7 +4410,7 @@
             </w:pPr>
             <w:r>
               <w:rPr>
-                <w:rFonts w:ascii="Arial" w:hAnsi="Arial"/>
+                <w:rFonts w:ascii="Arial" w:hAnsi="Arial" w:cs="Arial" w:eastAsia="Arial"/>
                 <w:b/>
                 <w:color w:val="FFFFFF"/>
                 <w:sz w:val="20"/>
@@ -4443,7 +4443,7 @@
             </w:pPr>
             <w:r>
               <w:rPr>
-                <w:rFonts w:ascii="Arial" w:hAnsi="Arial"/>
+                <w:rFonts w:ascii="Arial" w:hAnsi="Arial" w:cs="Arial" w:eastAsia="Arial"/>
                 <w:sz w:val="20"/>
               </w:rPr>
               <w:t>0°</w:t>
@@ -4466,7 +4466,7 @@
             </w:pPr>
             <w:r>
               <w:rPr>
-                <w:rFonts w:ascii="Arial" w:hAnsi="Arial"/>
+                <w:rFonts w:ascii="Arial" w:hAnsi="Arial" w:cs="Arial" w:eastAsia="Arial"/>
                 <w:sz w:val="20"/>
               </w:rPr>
             </w:r>
@@ -4488,7 +4488,7 @@
             </w:pPr>
             <w:r>
               <w:rPr>
-                <w:rFonts w:ascii="Arial" w:hAnsi="Arial"/>
+                <w:rFonts w:ascii="Arial" w:hAnsi="Arial" w:cs="Arial" w:eastAsia="Arial"/>
                 <w:sz w:val="20"/>
               </w:rPr>
             </w:r>
@@ -4510,7 +4510,7 @@
             </w:pPr>
             <w:r>
               <w:rPr>
-                <w:rFonts w:ascii="Arial" w:hAnsi="Arial"/>
+                <w:rFonts w:ascii="Arial" w:hAnsi="Arial" w:cs="Arial" w:eastAsia="Arial"/>
                 <w:sz w:val="20"/>
               </w:rPr>
             </w:r>
@@ -4538,7 +4538,7 @@
             </w:pPr>
             <w:r>
               <w:rPr>
-                <w:rFonts w:ascii="Arial" w:hAnsi="Arial"/>
+                <w:rFonts w:ascii="Arial" w:hAnsi="Arial" w:cs="Arial" w:eastAsia="Arial"/>
                 <w:sz w:val="20"/>
               </w:rPr>
               <w:t>20°</w:t>
@@ -4561,7 +4561,7 @@
             </w:pPr>
             <w:r>
               <w:rPr>
-                <w:rFonts w:ascii="Arial" w:hAnsi="Arial"/>
+                <w:rFonts w:ascii="Arial" w:hAnsi="Arial" w:cs="Arial" w:eastAsia="Arial"/>
                 <w:sz w:val="20"/>
               </w:rPr>
             </w:r>
@@ -4583,7 +4583,7 @@
             </w:pPr>
             <w:r>
               <w:rPr>
-                <w:rFonts w:ascii="Arial" w:hAnsi="Arial"/>
+                <w:rFonts w:ascii="Arial" w:hAnsi="Arial" w:cs="Arial" w:eastAsia="Arial"/>
                 <w:sz w:val="20"/>
               </w:rPr>
             </w:r>
@@ -4605,7 +4605,7 @@
             </w:pPr>
             <w:r>
               <w:rPr>
-                <w:rFonts w:ascii="Arial" w:hAnsi="Arial"/>
+                <w:rFonts w:ascii="Arial" w:hAnsi="Arial" w:cs="Arial" w:eastAsia="Arial"/>
                 <w:sz w:val="20"/>
               </w:rPr>
             </w:r>
@@ -4633,7 +4633,7 @@
             </w:pPr>
             <w:r>
               <w:rPr>
-                <w:rFonts w:ascii="Arial" w:hAnsi="Arial"/>
+                <w:rFonts w:ascii="Arial" w:hAnsi="Arial" w:cs="Arial" w:eastAsia="Arial"/>
                 <w:sz w:val="20"/>
               </w:rPr>
               <w:t>20°</w:t>
@@ -4656,7 +4656,7 @@
             </w:pPr>
             <w:r>
               <w:rPr>
-                <w:rFonts w:ascii="Arial" w:hAnsi="Arial"/>
+                <w:rFonts w:ascii="Arial" w:hAnsi="Arial" w:cs="Arial" w:eastAsia="Arial"/>
                 <w:sz w:val="20"/>
               </w:rPr>
             </w:r>
@@ -4678,7 +4678,7 @@
             </w:pPr>
             <w:r>
               <w:rPr>
-                <w:rFonts w:ascii="Arial" w:hAnsi="Arial"/>
+                <w:rFonts w:ascii="Arial" w:hAnsi="Arial" w:cs="Arial" w:eastAsia="Arial"/>
                 <w:sz w:val="20"/>
               </w:rPr>
             </w:r>
@@ -4700,7 +4700,7 @@
             </w:pPr>
             <w:r>
               <w:rPr>
-                <w:rFonts w:ascii="Arial" w:hAnsi="Arial"/>
+                <w:rFonts w:ascii="Arial" w:hAnsi="Arial" w:cs="Arial" w:eastAsia="Arial"/>
                 <w:sz w:val="20"/>
               </w:rPr>
             </w:r>
@@ -4728,7 +4728,7 @@
             </w:pPr>
             <w:r>
               <w:rPr>
-                <w:rFonts w:ascii="Arial" w:hAnsi="Arial"/>
+                <w:rFonts w:ascii="Arial" w:hAnsi="Arial" w:cs="Arial" w:eastAsia="Arial"/>
                 <w:sz w:val="20"/>
               </w:rPr>
               <w:t>30°</w:t>
@@ -4751,7 +4751,7 @@
             </w:pPr>
             <w:r>
               <w:rPr>
-                <w:rFonts w:ascii="Arial" w:hAnsi="Arial"/>
+                <w:rFonts w:ascii="Arial" w:hAnsi="Arial" w:cs="Arial" w:eastAsia="Arial"/>
                 <w:sz w:val="20"/>
               </w:rPr>
             </w:r>
@@ -4773,7 +4773,7 @@
             </w:pPr>
             <w:r>
               <w:rPr>
-                <w:rFonts w:ascii="Arial" w:hAnsi="Arial"/>
+                <w:rFonts w:ascii="Arial" w:hAnsi="Arial" w:cs="Arial" w:eastAsia="Arial"/>
                 <w:sz w:val="20"/>
               </w:rPr>
             </w:r>
@@ -4795,7 +4795,7 @@
             </w:pPr>
             <w:r>
               <w:rPr>
-                <w:rFonts w:ascii="Arial" w:hAnsi="Arial"/>
+                <w:rFonts w:ascii="Arial" w:hAnsi="Arial" w:cs="Arial" w:eastAsia="Arial"/>
                 <w:sz w:val="20"/>
               </w:rPr>
             </w:r>
@@ -4823,7 +4823,7 @@
             </w:pPr>
             <w:r>
               <w:rPr>
-                <w:rFonts w:ascii="Arial" w:hAnsi="Arial"/>
+                <w:rFonts w:ascii="Arial" w:hAnsi="Arial" w:cs="Arial" w:eastAsia="Arial"/>
                 <w:sz w:val="20"/>
               </w:rPr>
               <w:t>40°</w:t>
@@ -4846,7 +4846,7 @@
             </w:pPr>
             <w:r>
               <w:rPr>
-                <w:rFonts w:ascii="Arial" w:hAnsi="Arial"/>
+                <w:rFonts w:ascii="Arial" w:hAnsi="Arial" w:cs="Arial" w:eastAsia="Arial"/>
                 <w:sz w:val="20"/>
               </w:rPr>
             </w:r>
@@ -4868,7 +4868,7 @@
             </w:pPr>
             <w:r>
               <w:rPr>
-                <w:rFonts w:ascii="Arial" w:hAnsi="Arial"/>
+                <w:rFonts w:ascii="Arial" w:hAnsi="Arial" w:cs="Arial" w:eastAsia="Arial"/>
                 <w:sz w:val="20"/>
               </w:rPr>
             </w:r>
@@ -4890,7 +4890,7 @@
             </w:pPr>
             <w:r>
               <w:rPr>
-                <w:rFonts w:ascii="Arial" w:hAnsi="Arial"/>
+                <w:rFonts w:ascii="Arial" w:hAnsi="Arial" w:cs="Arial" w:eastAsia="Arial"/>
                 <w:sz w:val="20"/>
               </w:rPr>
             </w:r>
@@ -4918,7 +4918,7 @@
             </w:pPr>
             <w:r>
               <w:rPr>
-                <w:rFonts w:ascii="Arial" w:hAnsi="Arial"/>
+                <w:rFonts w:ascii="Arial" w:hAnsi="Arial" w:cs="Arial" w:eastAsia="Arial"/>
                 <w:sz w:val="20"/>
               </w:rPr>
               <w:t>45°</w:t>
@@ -4941,7 +4941,7 @@
             </w:pPr>
             <w:r>
               <w:rPr>
-                <w:rFonts w:ascii="Arial" w:hAnsi="Arial"/>
+                <w:rFonts w:ascii="Arial" w:hAnsi="Arial" w:cs="Arial" w:eastAsia="Arial"/>
                 <w:sz w:val="20"/>
               </w:rPr>
             </w:r>
@@ -4963,7 +4963,7 @@
             </w:pPr>
             <w:r>
               <w:rPr>
-                <w:rFonts w:ascii="Arial" w:hAnsi="Arial"/>
+                <w:rFonts w:ascii="Arial" w:hAnsi="Arial" w:cs="Arial" w:eastAsia="Arial"/>
                 <w:sz w:val="20"/>
               </w:rPr>
             </w:r>
@@ -4985,7 +4985,7 @@
             </w:pPr>
             <w:r>
               <w:rPr>
-                <w:rFonts w:ascii="Arial" w:hAnsi="Arial"/>
+                <w:rFonts w:ascii="Arial" w:hAnsi="Arial" w:cs="Arial" w:eastAsia="Arial"/>
                 <w:sz w:val="20"/>
               </w:rPr>
             </w:r>
@@ -5013,7 +5013,7 @@
             </w:pPr>
             <w:r>
               <w:rPr>
-                <w:rFonts w:ascii="Arial" w:hAnsi="Arial"/>
+                <w:rFonts w:ascii="Arial" w:hAnsi="Arial" w:cs="Arial" w:eastAsia="Arial"/>
                 <w:sz w:val="20"/>
               </w:rPr>
               <w:t>50°</w:t>
@@ -5036,7 +5036,7 @@
             </w:pPr>
             <w:r>
               <w:rPr>
-                <w:rFonts w:ascii="Arial" w:hAnsi="Arial"/>
+                <w:rFonts w:ascii="Arial" w:hAnsi="Arial" w:cs="Arial" w:eastAsia="Arial"/>
                 <w:sz w:val="20"/>
               </w:rPr>
             </w:r>
@@ -5058,7 +5058,7 @@
             </w:pPr>
             <w:r>
               <w:rPr>
-                <w:rFonts w:ascii="Arial" w:hAnsi="Arial"/>
+                <w:rFonts w:ascii="Arial" w:hAnsi="Arial" w:cs="Arial" w:eastAsia="Arial"/>
                 <w:sz w:val="20"/>
               </w:rPr>
             </w:r>
@@ -5080,7 +5080,7 @@
             </w:pPr>
             <w:r>
               <w:rPr>
-                <w:rFonts w:ascii="Arial" w:hAnsi="Arial"/>
+                <w:rFonts w:ascii="Arial" w:hAnsi="Arial" w:cs="Arial" w:eastAsia="Arial"/>
                 <w:sz w:val="20"/>
               </w:rPr>
             </w:r>
@@ -5108,7 +5108,7 @@
             </w:pPr>
             <w:r>
               <w:rPr>
-                <w:rFonts w:ascii="Arial" w:hAnsi="Arial"/>
+                <w:rFonts w:ascii="Arial" w:hAnsi="Arial" w:cs="Arial" w:eastAsia="Arial"/>
                 <w:sz w:val="20"/>
               </w:rPr>
               <w:t>60°</w:t>
@@ -5131,7 +5131,7 @@
             </w:pPr>
             <w:r>
               <w:rPr>
-                <w:rFonts w:ascii="Arial" w:hAnsi="Arial"/>
+                <w:rFonts w:ascii="Arial" w:hAnsi="Arial" w:cs="Arial" w:eastAsia="Arial"/>
                 <w:sz w:val="20"/>
               </w:rPr>
             </w:r>
@@ -5153,7 +5153,7 @@
             </w:pPr>
             <w:r>
               <w:rPr>
-                <w:rFonts w:ascii="Arial" w:hAnsi="Arial"/>
+                <w:rFonts w:ascii="Arial" w:hAnsi="Arial" w:cs="Arial" w:eastAsia="Arial"/>
                 <w:sz w:val="20"/>
               </w:rPr>
             </w:r>
@@ -5175,7 +5175,7 @@
             </w:pPr>
             <w:r>
               <w:rPr>
-                <w:rFonts w:ascii="Arial" w:hAnsi="Arial"/>
+                <w:rFonts w:ascii="Arial" w:hAnsi="Arial" w:cs="Arial" w:eastAsia="Arial"/>
                 <w:sz w:val="20"/>
               </w:rPr>
             </w:r>
@@ -5203,7 +5203,7 @@
             </w:pPr>
             <w:r>
               <w:rPr>
-                <w:rFonts w:ascii="Arial" w:hAnsi="Arial"/>
+                <w:rFonts w:ascii="Arial" w:hAnsi="Arial" w:cs="Arial" w:eastAsia="Arial"/>
                 <w:sz w:val="20"/>
               </w:rPr>
               <w:t>70°</w:t>
@@ -5226,7 +5226,7 @@
             </w:pPr>
             <w:r>
               <w:rPr>
-                <w:rFonts w:ascii="Arial" w:hAnsi="Arial"/>
+                <w:rFonts w:ascii="Arial" w:hAnsi="Arial" w:cs="Arial" w:eastAsia="Arial"/>
                 <w:sz w:val="20"/>
               </w:rPr>
             </w:r>
@@ -5248,7 +5248,7 @@
             </w:pPr>
             <w:r>
               <w:rPr>
-                <w:rFonts w:ascii="Arial" w:hAnsi="Arial"/>
+                <w:rFonts w:ascii="Arial" w:hAnsi="Arial" w:cs="Arial" w:eastAsia="Arial"/>
                 <w:sz w:val="20"/>
               </w:rPr>
             </w:r>
@@ -5270,7 +5270,7 @@
             </w:pPr>
             <w:r>
               <w:rPr>
-                <w:rFonts w:ascii="Arial" w:hAnsi="Arial"/>
+                <w:rFonts w:ascii="Arial" w:hAnsi="Arial" w:cs="Arial" w:eastAsia="Arial"/>
                 <w:sz w:val="20"/>
               </w:rPr>
             </w:r>
@@ -5298,7 +5298,7 @@
             </w:pPr>
             <w:r>
               <w:rPr>
-                <w:rFonts w:ascii="Arial" w:hAnsi="Arial"/>
+                <w:rFonts w:ascii="Arial" w:hAnsi="Arial" w:cs="Arial" w:eastAsia="Arial"/>
                 <w:sz w:val="20"/>
               </w:rPr>
               <w:t>80°</w:t>
@@ -5321,7 +5321,7 @@
             </w:pPr>
             <w:r>
               <w:rPr>
-                <w:rFonts w:ascii="Arial" w:hAnsi="Arial"/>
+                <w:rFonts w:ascii="Arial" w:hAnsi="Arial" w:cs="Arial" w:eastAsia="Arial"/>
                 <w:sz w:val="20"/>
               </w:rPr>
             </w:r>
@@ -5343,7 +5343,7 @@
             </w:pPr>
             <w:r>
               <w:rPr>
-                <w:rFonts w:ascii="Arial" w:hAnsi="Arial"/>
+                <w:rFonts w:ascii="Arial" w:hAnsi="Arial" w:cs="Arial" w:eastAsia="Arial"/>
                 <w:sz w:val="20"/>
               </w:rPr>
             </w:r>
@@ -5365,7 +5365,7 @@
             </w:pPr>
             <w:r>
               <w:rPr>
-                <w:rFonts w:ascii="Arial" w:hAnsi="Arial"/>
+                <w:rFonts w:ascii="Arial" w:hAnsi="Arial" w:cs="Arial" w:eastAsia="Arial"/>
                 <w:sz w:val="20"/>
               </w:rPr>
             </w:r>
@@ -5393,7 +5393,7 @@
             </w:pPr>
             <w:r>
               <w:rPr>
-                <w:rFonts w:ascii="Arial" w:hAnsi="Arial"/>
+                <w:rFonts w:ascii="Arial" w:hAnsi="Arial" w:cs="Arial" w:eastAsia="Arial"/>
                 <w:sz w:val="20"/>
               </w:rPr>
               <w:t>90°</w:t>
@@ -5416,7 +5416,7 @@
             </w:pPr>
             <w:r>
               <w:rPr>
-                <w:rFonts w:ascii="Arial" w:hAnsi="Arial"/>
+                <w:rFonts w:ascii="Arial" w:hAnsi="Arial" w:cs="Arial" w:eastAsia="Arial"/>
                 <w:sz w:val="20"/>
               </w:rPr>
             </w:r>
@@ -5438,7 +5438,7 @@
             </w:pPr>
             <w:r>
               <w:rPr>
-                <w:rFonts w:ascii="Arial" w:hAnsi="Arial"/>
+                <w:rFonts w:ascii="Arial" w:hAnsi="Arial" w:cs="Arial" w:eastAsia="Arial"/>
                 <w:sz w:val="20"/>
               </w:rPr>
             </w:r>
@@ -5460,7 +5460,7 @@
             </w:pPr>
             <w:r>
               <w:rPr>
-                <w:rFonts w:ascii="Arial" w:hAnsi="Arial"/>
+                <w:rFonts w:ascii="Arial" w:hAnsi="Arial" w:cs="Arial" w:eastAsia="Arial"/>
                 <w:sz w:val="20"/>
               </w:rPr>
             </w:r>
@@ -6065,7 +6065,7 @@
             </w:pPr>
             <w:r>
               <w:rPr>
-                <w:rFonts w:ascii="Arial" w:hAnsi="Arial"/>
+                <w:rFonts w:ascii="Arial" w:hAnsi="Arial" w:cs="Arial" w:eastAsia="Arial"/>
                 <w:b/>
                 <w:color w:val="FFFFFF"/>
                 <w:sz w:val="20"/>
@@ -6091,7 +6091,7 @@
             </w:pPr>
             <w:r>
               <w:rPr>
-                <w:rFonts w:ascii="Arial" w:hAnsi="Arial"/>
+                <w:rFonts w:ascii="Arial" w:hAnsi="Arial" w:cs="Arial" w:eastAsia="Arial"/>
                 <w:b/>
                 <w:color w:val="FFFFFF"/>
                 <w:sz w:val="20"/>
@@ -6117,7 +6117,7 @@
             </w:pPr>
             <w:r>
               <w:rPr>
-                <w:rFonts w:ascii="Arial" w:hAnsi="Arial"/>
+                <w:rFonts w:ascii="Arial" w:hAnsi="Arial" w:cs="Arial" w:eastAsia="Arial"/>
                 <w:b/>
                 <w:color w:val="FFFFFF"/>
                 <w:sz w:val="20"/>
@@ -6143,7 +6143,7 @@
             </w:pPr>
             <w:r>
               <w:rPr>
-                <w:rFonts w:ascii="Arial" w:hAnsi="Arial"/>
+                <w:rFonts w:ascii="Arial" w:hAnsi="Arial" w:cs="Arial" w:eastAsia="Arial"/>
                 <w:b/>
                 <w:color w:val="FFFFFF"/>
                 <w:sz w:val="20"/>
@@ -6169,7 +6169,7 @@
             </w:pPr>
             <w:r>
               <w:rPr>
-                <w:rFonts w:ascii="Arial" w:hAnsi="Arial"/>
+                <w:rFonts w:ascii="Arial" w:hAnsi="Arial" w:cs="Arial" w:eastAsia="Arial"/>
                 <w:b/>
                 <w:color w:val="FFFFFF"/>
                 <w:sz w:val="20"/>
@@ -6200,7 +6200,7 @@
             </w:pPr>
             <w:r>
               <w:rPr>
-                <w:rFonts w:ascii="Arial" w:hAnsi="Arial"/>
+                <w:rFonts w:ascii="Arial" w:hAnsi="Arial" w:cs="Arial" w:eastAsia="Arial"/>
                 <w:sz w:val="20"/>
               </w:rPr>
             </w:r>
@@ -6222,7 +6222,7 @@
             </w:pPr>
             <w:r>
               <w:rPr>
-                <w:rFonts w:ascii="Arial" w:hAnsi="Arial"/>
+                <w:rFonts w:ascii="Arial" w:hAnsi="Arial" w:cs="Arial" w:eastAsia="Arial"/>
                 <w:sz w:val="20"/>
               </w:rPr>
             </w:r>
@@ -6244,7 +6244,7 @@
             </w:pPr>
             <w:r>
               <w:rPr>
-                <w:rFonts w:ascii="Arial" w:hAnsi="Arial"/>
+                <w:rFonts w:ascii="Arial" w:hAnsi="Arial" w:cs="Arial" w:eastAsia="Arial"/>
                 <w:sz w:val="20"/>
               </w:rPr>
             </w:r>
@@ -6266,7 +6266,7 @@
             </w:pPr>
             <w:r>
               <w:rPr>
-                <w:rFonts w:ascii="Arial" w:hAnsi="Arial"/>
+                <w:rFonts w:ascii="Arial" w:hAnsi="Arial" w:cs="Arial" w:eastAsia="Arial"/>
                 <w:sz w:val="20"/>
               </w:rPr>
             </w:r>
@@ -6288,7 +6288,7 @@
             </w:pPr>
             <w:r>
               <w:rPr>
-                <w:rFonts w:ascii="Arial" w:hAnsi="Arial"/>
+                <w:rFonts w:ascii="Arial" w:hAnsi="Arial" w:cs="Arial" w:eastAsia="Arial"/>
                 <w:sz w:val="20"/>
               </w:rPr>
             </w:r>
@@ -6316,7 +6316,7 @@
             </w:pPr>
             <w:r>
               <w:rPr>
-                <w:rFonts w:ascii="Arial" w:hAnsi="Arial"/>
+                <w:rFonts w:ascii="Arial" w:hAnsi="Arial" w:cs="Arial" w:eastAsia="Arial"/>
                 <w:sz w:val="20"/>
               </w:rPr>
             </w:r>
@@ -6338,7 +6338,7 @@
             </w:pPr>
             <w:r>
               <w:rPr>
-                <w:rFonts w:ascii="Arial" w:hAnsi="Arial"/>
+                <w:rFonts w:ascii="Arial" w:hAnsi="Arial" w:cs="Arial" w:eastAsia="Arial"/>
                 <w:sz w:val="20"/>
               </w:rPr>
             </w:r>
@@ -6360,7 +6360,7 @@
             </w:pPr>
             <w:r>
               <w:rPr>
-                <w:rFonts w:ascii="Arial" w:hAnsi="Arial"/>
+                <w:rFonts w:ascii="Arial" w:hAnsi="Arial" w:cs="Arial" w:eastAsia="Arial"/>
                 <w:sz w:val="20"/>
               </w:rPr>
             </w:r>
@@ -6382,7 +6382,7 @@
             </w:pPr>
             <w:r>
               <w:rPr>
-                <w:rFonts w:ascii="Arial" w:hAnsi="Arial"/>
+                <w:rFonts w:ascii="Arial" w:hAnsi="Arial" w:cs="Arial" w:eastAsia="Arial"/>
                 <w:sz w:val="20"/>
               </w:rPr>
             </w:r>
@@ -6404,7 +6404,7 @@
             </w:pPr>
             <w:r>
               <w:rPr>
-                <w:rFonts w:ascii="Arial" w:hAnsi="Arial"/>
+                <w:rFonts w:ascii="Arial" w:hAnsi="Arial" w:cs="Arial" w:eastAsia="Arial"/>
                 <w:sz w:val="20"/>
               </w:rPr>
             </w:r>
@@ -6432,7 +6432,7 @@
             </w:pPr>
             <w:r>
               <w:rPr>
-                <w:rFonts w:ascii="Arial" w:hAnsi="Arial"/>
+                <w:rFonts w:ascii="Arial" w:hAnsi="Arial" w:cs="Arial" w:eastAsia="Arial"/>
                 <w:sz w:val="20"/>
               </w:rPr>
             </w:r>
@@ -6454,7 +6454,7 @@
             </w:pPr>
             <w:r>
               <w:rPr>
-                <w:rFonts w:ascii="Arial" w:hAnsi="Arial"/>
+                <w:rFonts w:ascii="Arial" w:hAnsi="Arial" w:cs="Arial" w:eastAsia="Arial"/>
                 <w:sz w:val="20"/>
               </w:rPr>
             </w:r>
@@ -6476,7 +6476,7 @@
             </w:pPr>
             <w:r>
               <w:rPr>
-                <w:rFonts w:ascii="Arial" w:hAnsi="Arial"/>
+                <w:rFonts w:ascii="Arial" w:hAnsi="Arial" w:cs="Arial" w:eastAsia="Arial"/>
                 <w:sz w:val="20"/>
               </w:rPr>
             </w:r>
@@ -6498,7 +6498,7 @@
             </w:pPr>
             <w:r>
               <w:rPr>
-                <w:rFonts w:ascii="Arial" w:hAnsi="Arial"/>
+                <w:rFonts w:ascii="Arial" w:hAnsi="Arial" w:cs="Arial" w:eastAsia="Arial"/>
                 <w:sz w:val="20"/>
               </w:rPr>
             </w:r>
@@ -6520,7 +6520,7 @@
             </w:pPr>
             <w:r>
               <w:rPr>
-                <w:rFonts w:ascii="Arial" w:hAnsi="Arial"/>
+                <w:rFonts w:ascii="Arial" w:hAnsi="Arial" w:cs="Arial" w:eastAsia="Arial"/>
                 <w:sz w:val="20"/>
               </w:rPr>
             </w:r>
@@ -6548,7 +6548,7 @@
             </w:pPr>
             <w:r>
               <w:rPr>
-                <w:rFonts w:ascii="Arial" w:hAnsi="Arial"/>
+                <w:rFonts w:ascii="Arial" w:hAnsi="Arial" w:cs="Arial" w:eastAsia="Arial"/>
                 <w:sz w:val="20"/>
               </w:rPr>
             </w:r>
@@ -6570,7 +6570,7 @@
             </w:pPr>
             <w:r>
               <w:rPr>
-                <w:rFonts w:ascii="Arial" w:hAnsi="Arial"/>
+                <w:rFonts w:ascii="Arial" w:hAnsi="Arial" w:cs="Arial" w:eastAsia="Arial"/>
                 <w:sz w:val="20"/>
               </w:rPr>
             </w:r>
@@ -6592,7 +6592,7 @@
             </w:pPr>
             <w:r>
               <w:rPr>
-                <w:rFonts w:ascii="Arial" w:hAnsi="Arial"/>
+                <w:rFonts w:ascii="Arial" w:hAnsi="Arial" w:cs="Arial" w:eastAsia="Arial"/>
                 <w:sz w:val="20"/>
               </w:rPr>
             </w:r>
@@ -6614,7 +6614,7 @@
             </w:pPr>
             <w:r>
               <w:rPr>
-                <w:rFonts w:ascii="Arial" w:hAnsi="Arial"/>
+                <w:rFonts w:ascii="Arial" w:hAnsi="Arial" w:cs="Arial" w:eastAsia="Arial"/>
                 <w:sz w:val="20"/>
               </w:rPr>
             </w:r>
@@ -6636,7 +6636,7 @@
             </w:pPr>
             <w:r>
               <w:rPr>
-                <w:rFonts w:ascii="Arial" w:hAnsi="Arial"/>
+                <w:rFonts w:ascii="Arial" w:hAnsi="Arial" w:cs="Arial" w:eastAsia="Arial"/>
                 <w:sz w:val="20"/>
               </w:rPr>
             </w:r>
@@ -6664,7 +6664,7 @@
             </w:pPr>
             <w:r>
               <w:rPr>
-                <w:rFonts w:ascii="Arial" w:hAnsi="Arial"/>
+                <w:rFonts w:ascii="Arial" w:hAnsi="Arial" w:cs="Arial" w:eastAsia="Arial"/>
                 <w:sz w:val="20"/>
               </w:rPr>
             </w:r>
@@ -6686,7 +6686,7 @@
             </w:pPr>
             <w:r>
               <w:rPr>
-                <w:rFonts w:ascii="Arial" w:hAnsi="Arial"/>
+                <w:rFonts w:ascii="Arial" w:hAnsi="Arial" w:cs="Arial" w:eastAsia="Arial"/>
                 <w:sz w:val="20"/>
               </w:rPr>
             </w:r>
@@ -6708,7 +6708,7 @@
             </w:pPr>
             <w:r>
               <w:rPr>
-                <w:rFonts w:ascii="Arial" w:hAnsi="Arial"/>
+                <w:rFonts w:ascii="Arial" w:hAnsi="Arial" w:cs="Arial" w:eastAsia="Arial"/>
                 <w:sz w:val="20"/>
               </w:rPr>
             </w:r>
@@ -6730,7 +6730,7 @@
             </w:pPr>
             <w:r>
               <w:rPr>
-                <w:rFonts w:ascii="Arial" w:hAnsi="Arial"/>
+                <w:rFonts w:ascii="Arial" w:hAnsi="Arial" w:cs="Arial" w:eastAsia="Arial"/>
                 <w:sz w:val="20"/>
               </w:rPr>
             </w:r>
@@ -6752,7 +6752,7 @@
             </w:pPr>
             <w:r>
               <w:rPr>
-                <w:rFonts w:ascii="Arial" w:hAnsi="Arial"/>
+                <w:rFonts w:ascii="Arial" w:hAnsi="Arial" w:cs="Arial" w:eastAsia="Arial"/>
                 <w:sz w:val="20"/>
               </w:rPr>
             </w:r>
@@ -6780,7 +6780,7 @@
             </w:pPr>
             <w:r>
               <w:rPr>
-                <w:rFonts w:ascii="Arial" w:hAnsi="Arial"/>
+                <w:rFonts w:ascii="Arial" w:hAnsi="Arial" w:cs="Arial" w:eastAsia="Arial"/>
                 <w:sz w:val="20"/>
               </w:rPr>
             </w:r>
@@ -6802,7 +6802,7 @@
             </w:pPr>
             <w:r>
               <w:rPr>
-                <w:rFonts w:ascii="Arial" w:hAnsi="Arial"/>
+                <w:rFonts w:ascii="Arial" w:hAnsi="Arial" w:cs="Arial" w:eastAsia="Arial"/>
                 <w:sz w:val="20"/>
               </w:rPr>
             </w:r>
@@ -6824,7 +6824,7 @@
             </w:pPr>
             <w:r>
               <w:rPr>
-                <w:rFonts w:ascii="Arial" w:hAnsi="Arial"/>
+                <w:rFonts w:ascii="Arial" w:hAnsi="Arial" w:cs="Arial" w:eastAsia="Arial"/>
                 <w:sz w:val="20"/>
               </w:rPr>
             </w:r>
@@ -6846,7 +6846,7 @@
             </w:pPr>
             <w:r>
               <w:rPr>
-                <w:rFonts w:ascii="Arial" w:hAnsi="Arial"/>
+                <w:rFonts w:ascii="Arial" w:hAnsi="Arial" w:cs="Arial" w:eastAsia="Arial"/>
                 <w:sz w:val="20"/>
               </w:rPr>
             </w:r>
@@ -6868,7 +6868,7 @@
             </w:pPr>
             <w:r>
               <w:rPr>
-                <w:rFonts w:ascii="Arial" w:hAnsi="Arial"/>
+                <w:rFonts w:ascii="Arial" w:hAnsi="Arial" w:cs="Arial" w:eastAsia="Arial"/>
                 <w:sz w:val="20"/>
               </w:rPr>
             </w:r>
@@ -6896,7 +6896,7 @@
             </w:pPr>
             <w:r>
               <w:rPr>
-                <w:rFonts w:ascii="Arial" w:hAnsi="Arial"/>
+                <w:rFonts w:ascii="Arial" w:hAnsi="Arial" w:cs="Arial" w:eastAsia="Arial"/>
                 <w:sz w:val="20"/>
               </w:rPr>
             </w:r>
@@ -6918,7 +6918,7 @@
             </w:pPr>
             <w:r>
               <w:rPr>
-                <w:rFonts w:ascii="Arial" w:hAnsi="Arial"/>
+                <w:rFonts w:ascii="Arial" w:hAnsi="Arial" w:cs="Arial" w:eastAsia="Arial"/>
                 <w:sz w:val="20"/>
               </w:rPr>
             </w:r>
@@ -6940,7 +6940,7 @@
             </w:pPr>
             <w:r>
               <w:rPr>
-                <w:rFonts w:ascii="Arial" w:hAnsi="Arial"/>
+                <w:rFonts w:ascii="Arial" w:hAnsi="Arial" w:cs="Arial" w:eastAsia="Arial"/>
                 <w:sz w:val="20"/>
               </w:rPr>
             </w:r>
@@ -6962,7 +6962,7 @@
             </w:pPr>
             <w:r>
               <w:rPr>
-                <w:rFonts w:ascii="Arial" w:hAnsi="Arial"/>
+                <w:rFonts w:ascii="Arial" w:hAnsi="Arial" w:cs="Arial" w:eastAsia="Arial"/>
                 <w:sz w:val="20"/>
               </w:rPr>
             </w:r>
@@ -6984,7 +6984,7 @@
             </w:pPr>
             <w:r>
               <w:rPr>
-                <w:rFonts w:ascii="Arial" w:hAnsi="Arial"/>
+                <w:rFonts w:ascii="Arial" w:hAnsi="Arial" w:cs="Arial" w:eastAsia="Arial"/>
                 <w:sz w:val="20"/>
               </w:rPr>
             </w:r>
@@ -7012,7 +7012,7 @@
             </w:pPr>
             <w:r>
               <w:rPr>
-                <w:rFonts w:ascii="Arial" w:hAnsi="Arial"/>
+                <w:rFonts w:ascii="Arial" w:hAnsi="Arial" w:cs="Arial" w:eastAsia="Arial"/>
                 <w:sz w:val="20"/>
               </w:rPr>
             </w:r>
@@ -7034,7 +7034,7 @@
             </w:pPr>
             <w:r>
               <w:rPr>
-                <w:rFonts w:ascii="Arial" w:hAnsi="Arial"/>
+                <w:rFonts w:ascii="Arial" w:hAnsi="Arial" w:cs="Arial" w:eastAsia="Arial"/>
                 <w:sz w:val="20"/>
               </w:rPr>
             </w:r>
@@ -7056,7 +7056,7 @@
             </w:pPr>
             <w:r>
               <w:rPr>
-                <w:rFonts w:ascii="Arial" w:hAnsi="Arial"/>
+                <w:rFonts w:ascii="Arial" w:hAnsi="Arial" w:cs="Arial" w:eastAsia="Arial"/>
                 <w:sz w:val="20"/>
               </w:rPr>
             </w:r>
@@ -7078,7 +7078,7 @@
             </w:pPr>
             <w:r>
               <w:rPr>
-                <w:rFonts w:ascii="Arial" w:hAnsi="Arial"/>
+                <w:rFonts w:ascii="Arial" w:hAnsi="Arial" w:cs="Arial" w:eastAsia="Arial"/>
                 <w:sz w:val="20"/>
               </w:rPr>
             </w:r>
@@ -7100,7 +7100,7 @@
             </w:pPr>
             <w:r>
               <w:rPr>
-                <w:rFonts w:ascii="Arial" w:hAnsi="Arial"/>
+                <w:rFonts w:ascii="Arial" w:hAnsi="Arial" w:cs="Arial" w:eastAsia="Arial"/>
                 <w:sz w:val="20"/>
               </w:rPr>
             </w:r>
@@ -7128,7 +7128,7 @@
             </w:pPr>
             <w:r>
               <w:rPr>
-                <w:rFonts w:ascii="Arial" w:hAnsi="Arial"/>
+                <w:rFonts w:ascii="Arial" w:hAnsi="Arial" w:cs="Arial" w:eastAsia="Arial"/>
                 <w:sz w:val="20"/>
               </w:rPr>
             </w:r>
@@ -7150,7 +7150,7 @@
             </w:pPr>
             <w:r>
               <w:rPr>
-                <w:rFonts w:ascii="Arial" w:hAnsi="Arial"/>
+                <w:rFonts w:ascii="Arial" w:hAnsi="Arial" w:cs="Arial" w:eastAsia="Arial"/>
                 <w:sz w:val="20"/>
               </w:rPr>
             </w:r>
@@ -7172,7 +7172,7 @@
             </w:pPr>
             <w:r>
               <w:rPr>
-                <w:rFonts w:ascii="Arial" w:hAnsi="Arial"/>
+                <w:rFonts w:ascii="Arial" w:hAnsi="Arial" w:cs="Arial" w:eastAsia="Arial"/>
                 <w:sz w:val="20"/>
               </w:rPr>
             </w:r>
@@ -7194,7 +7194,7 @@
             </w:pPr>
             <w:r>
               <w:rPr>
-                <w:rFonts w:ascii="Arial" w:hAnsi="Arial"/>
+                <w:rFonts w:ascii="Arial" w:hAnsi="Arial" w:cs="Arial" w:eastAsia="Arial"/>
                 <w:sz w:val="20"/>
               </w:rPr>
             </w:r>
@@ -7216,7 +7216,7 @@
             </w:pPr>
             <w:r>
               <w:rPr>
-                <w:rFonts w:ascii="Arial" w:hAnsi="Arial"/>
+                <w:rFonts w:ascii="Arial" w:hAnsi="Arial" w:cs="Arial" w:eastAsia="Arial"/>
                 <w:sz w:val="20"/>
               </w:rPr>
             </w:r>
@@ -7244,7 +7244,7 @@
             </w:pPr>
             <w:r>
               <w:rPr>
-                <w:rFonts w:ascii="Arial" w:hAnsi="Arial"/>
+                <w:rFonts w:ascii="Arial" w:hAnsi="Arial" w:cs="Arial" w:eastAsia="Arial"/>
                 <w:sz w:val="20"/>
               </w:rPr>
             </w:r>
@@ -7266,7 +7266,7 @@
             </w:pPr>
             <w:r>
               <w:rPr>
-                <w:rFonts w:ascii="Arial" w:hAnsi="Arial"/>
+                <w:rFonts w:ascii="Arial" w:hAnsi="Arial" w:cs="Arial" w:eastAsia="Arial"/>
                 <w:sz w:val="20"/>
               </w:rPr>
             </w:r>
@@ -7288,7 +7288,7 @@
             </w:pPr>
             <w:r>
               <w:rPr>
-                <w:rFonts w:ascii="Arial" w:hAnsi="Arial"/>
+                <w:rFonts w:ascii="Arial" w:hAnsi="Arial" w:cs="Arial" w:eastAsia="Arial"/>
                 <w:sz w:val="20"/>
               </w:rPr>
             </w:r>
@@ -7310,7 +7310,7 @@
             </w:pPr>
             <w:r>
               <w:rPr>
-                <w:rFonts w:ascii="Arial" w:hAnsi="Arial"/>
+                <w:rFonts w:ascii="Arial" w:hAnsi="Arial" w:cs="Arial" w:eastAsia="Arial"/>
                 <w:sz w:val="20"/>
               </w:rPr>
             </w:r>
@@ -7332,7 +7332,7 @@
             </w:pPr>
             <w:r>
               <w:rPr>
-                <w:rFonts w:ascii="Arial" w:hAnsi="Arial"/>
+                <w:rFonts w:ascii="Arial" w:hAnsi="Arial" w:cs="Arial" w:eastAsia="Arial"/>
                 <w:sz w:val="20"/>
               </w:rPr>
             </w:r>
@@ -7360,7 +7360,7 @@
             </w:pPr>
             <w:r>
               <w:rPr>
-                <w:rFonts w:ascii="Arial" w:hAnsi="Arial"/>
+                <w:rFonts w:ascii="Arial" w:hAnsi="Arial" w:cs="Arial" w:eastAsia="Arial"/>
                 <w:sz w:val="20"/>
               </w:rPr>
             </w:r>
@@ -7382,7 +7382,7 @@
             </w:pPr>
             <w:r>
               <w:rPr>
-                <w:rFonts w:ascii="Arial" w:hAnsi="Arial"/>
+                <w:rFonts w:ascii="Arial" w:hAnsi="Arial" w:cs="Arial" w:eastAsia="Arial"/>
                 <w:sz w:val="20"/>
               </w:rPr>
             </w:r>
@@ -7404,7 +7404,7 @@
             </w:pPr>
             <w:r>
               <w:rPr>
-                <w:rFonts w:ascii="Arial" w:hAnsi="Arial"/>
+                <w:rFonts w:ascii="Arial" w:hAnsi="Arial" w:cs="Arial" w:eastAsia="Arial"/>
                 <w:sz w:val="20"/>
               </w:rPr>
             </w:r>
@@ -7426,7 +7426,7 @@
             </w:pPr>
             <w:r>
               <w:rPr>
-                <w:rFonts w:ascii="Arial" w:hAnsi="Arial"/>
+                <w:rFonts w:ascii="Arial" w:hAnsi="Arial" w:cs="Arial" w:eastAsia="Arial"/>
                 <w:sz w:val="20"/>
               </w:rPr>
             </w:r>
@@ -7448,7 +7448,7 @@
             </w:pPr>
             <w:r>
               <w:rPr>
-                <w:rFonts w:ascii="Arial" w:hAnsi="Arial"/>
+                <w:rFonts w:ascii="Arial" w:hAnsi="Arial" w:cs="Arial" w:eastAsia="Arial"/>
                 <w:sz w:val="20"/>
               </w:rPr>
             </w:r>
@@ -7476,7 +7476,7 @@
             </w:pPr>
             <w:r>
               <w:rPr>
-                <w:rFonts w:ascii="Arial" w:hAnsi="Arial"/>
+                <w:rFonts w:ascii="Arial" w:hAnsi="Arial" w:cs="Arial" w:eastAsia="Arial"/>
                 <w:sz w:val="20"/>
               </w:rPr>
             </w:r>
@@ -7498,7 +7498,7 @@
             </w:pPr>
             <w:r>
               <w:rPr>
-                <w:rFonts w:ascii="Arial" w:hAnsi="Arial"/>
+                <w:rFonts w:ascii="Arial" w:hAnsi="Arial" w:cs="Arial" w:eastAsia="Arial"/>
                 <w:sz w:val="20"/>
               </w:rPr>
             </w:r>
@@ -7520,7 +7520,7 @@
             </w:pPr>
             <w:r>
               <w:rPr>
-                <w:rFonts w:ascii="Arial" w:hAnsi="Arial"/>
+                <w:rFonts w:ascii="Arial" w:hAnsi="Arial" w:cs="Arial" w:eastAsia="Arial"/>
                 <w:sz w:val="20"/>
               </w:rPr>
             </w:r>
@@ -7542,7 +7542,7 @@
             </w:pPr>
             <w:r>
               <w:rPr>
-                <w:rFonts w:ascii="Arial" w:hAnsi="Arial"/>
+                <w:rFonts w:ascii="Arial" w:hAnsi="Arial" w:cs="Arial" w:eastAsia="Arial"/>
                 <w:sz w:val="20"/>
               </w:rPr>
             </w:r>
@@ -7564,7 +7564,7 @@
             </w:pPr>
             <w:r>
               <w:rPr>
-                <w:rFonts w:ascii="Arial" w:hAnsi="Arial"/>
+                <w:rFonts w:ascii="Arial" w:hAnsi="Arial" w:cs="Arial" w:eastAsia="Arial"/>
                 <w:sz w:val="20"/>
               </w:rPr>
             </w:r>
@@ -7846,7 +7846,7 @@
   <w:docDefaults>
     <w:rPrDefault>
       <w:rPr>
-        <w:rFonts w:asciiTheme="minorHAnsi" w:eastAsiaTheme="minorEastAsia" w:hAnsiTheme="minorHAnsi" w:cstheme="minorBidi"/>
+        <w:rFonts w:ascii="Arial" w:hAnsi="Arial" w:cs="Arial" w:eastAsia="Arial"/>
         <w:sz w:val="22"/>
         <w:szCs w:val="22"/>
         <w:lang w:val="en-US" w:eastAsia="en-US" w:bidi="ar-SA"/>
@@ -8005,7 +8005,7 @@
       <w:spacing w:after="120" w:line="264" w:lineRule="auto"/>
     </w:pPr>
     <w:rPr>
-      <w:rFonts w:ascii="Arial" w:hAnsi="Arial"/>
+      <w:rFonts w:ascii="Arial" w:hAnsi="Arial" w:cs="Arial" w:eastAsia="Arial"/>
       <w:b w:val="0"/>
       <w:color w:val="000000"/>
       <w:sz w:val="22"/>
@@ -8022,7 +8022,7 @@
       <w:spacing w:after="120" w:line="264" w:lineRule="auto"/>
     </w:pPr>
     <w:rPr>
-      <w:rFonts w:ascii="Arial" w:hAnsi="Arial"/>
+      <w:rFonts w:ascii="Arial" w:hAnsi="Arial" w:cs="Arial" w:eastAsia="Arial"/>
       <w:b w:val="0"/>
       <w:color w:val="000000"/>
       <w:sz w:val="18"/>
@@ -8046,7 +8046,7 @@
       <w:spacing w:after="120" w:line="264" w:lineRule="auto"/>
     </w:pPr>
     <w:rPr>
-      <w:rFonts w:ascii="Arial" w:hAnsi="Arial"/>
+      <w:rFonts w:ascii="Arial" w:hAnsi="Arial" w:cs="Arial" w:eastAsia="Arial"/>
       <w:b w:val="0"/>
       <w:color w:val="000000"/>
       <w:sz w:val="18"/>
@@ -8074,7 +8074,7 @@
       <w:outlineLvl w:val="0"/>
     </w:pPr>
     <w:rPr>
-      <w:rFonts w:asciiTheme="majorHAnsi" w:eastAsiaTheme="majorEastAsia" w:hAnsiTheme="majorHAnsi" w:cstheme="majorBidi" w:ascii="Arial" w:hAnsi="Arial"/>
+      <w:rFonts w:ascii="Arial" w:hAnsi="Arial" w:cs="Arial" w:eastAsia="Arial"/>
       <w:b/>
       <w:bCs/>
       <w:color w:val="000000"/>
@@ -8098,7 +8098,7 @@
       <w:outlineLvl w:val="1"/>
     </w:pPr>
     <w:rPr>
-      <w:rFonts w:asciiTheme="majorHAnsi" w:eastAsiaTheme="majorEastAsia" w:hAnsiTheme="majorHAnsi" w:cstheme="majorBidi" w:ascii="Arial" w:hAnsi="Arial"/>
+      <w:rFonts w:ascii="Arial" w:hAnsi="Arial" w:cs="Arial" w:eastAsia="Arial"/>
       <w:b/>
       <w:bCs/>
       <w:color w:val="000000"/>
@@ -8122,7 +8122,7 @@
       <w:outlineLvl w:val="2"/>
     </w:pPr>
     <w:rPr>
-      <w:rFonts w:asciiTheme="majorHAnsi" w:eastAsiaTheme="majorEastAsia" w:hAnsiTheme="majorHAnsi" w:cstheme="majorBidi"/>
+      <w:rFonts w:ascii="Arial" w:hAnsi="Arial" w:cs="Arial" w:eastAsia="Arial"/>
       <w:b/>
       <w:bCs/>
       <w:color w:val="4F81BD" w:themeColor="accent1"/>
@@ -8145,7 +8145,7 @@
       <w:outlineLvl w:val="3"/>
     </w:pPr>
     <w:rPr>
-      <w:rFonts w:asciiTheme="majorHAnsi" w:eastAsiaTheme="majorEastAsia" w:hAnsiTheme="majorHAnsi" w:cstheme="majorBidi"/>
+      <w:rFonts w:ascii="Arial" w:hAnsi="Arial" w:cs="Arial" w:eastAsia="Arial"/>
       <w:b/>
       <w:bCs/>
       <w:i/>
@@ -8170,7 +8170,7 @@
       <w:outlineLvl w:val="4"/>
     </w:pPr>
     <w:rPr>
-      <w:rFonts w:asciiTheme="majorHAnsi" w:eastAsiaTheme="majorEastAsia" w:hAnsiTheme="majorHAnsi" w:cstheme="majorBidi"/>
+      <w:rFonts w:ascii="Arial" w:hAnsi="Arial" w:cs="Arial" w:eastAsia="Arial"/>
       <w:color w:val="243F60" w:themeColor="accent1" w:themeShade="7F"/>
     </w:rPr>
   </w:style>
@@ -8191,7 +8191,7 @@
       <w:outlineLvl w:val="5"/>
     </w:pPr>
     <w:rPr>
-      <w:rFonts w:asciiTheme="majorHAnsi" w:eastAsiaTheme="majorEastAsia" w:hAnsiTheme="majorHAnsi" w:cstheme="majorBidi"/>
+      <w:rFonts w:ascii="Arial" w:hAnsi="Arial" w:cs="Arial" w:eastAsia="Arial"/>
       <w:i/>
       <w:iCs/>
       <w:color w:val="243F60" w:themeColor="accent1" w:themeShade="7F"/>
@@ -8214,7 +8214,7 @@
       <w:outlineLvl w:val="6"/>
     </w:pPr>
     <w:rPr>
-      <w:rFonts w:asciiTheme="majorHAnsi" w:eastAsiaTheme="majorEastAsia" w:hAnsiTheme="majorHAnsi" w:cstheme="majorBidi"/>
+      <w:rFonts w:ascii="Arial" w:hAnsi="Arial" w:cs="Arial" w:eastAsia="Arial"/>
       <w:i/>
       <w:iCs/>
       <w:color w:val="404040" w:themeColor="text1" w:themeTint="BF"/>
@@ -8237,7 +8237,7 @@
       <w:outlineLvl w:val="7"/>
     </w:pPr>
     <w:rPr>
-      <w:rFonts w:asciiTheme="majorHAnsi" w:eastAsiaTheme="majorEastAsia" w:hAnsiTheme="majorHAnsi" w:cstheme="majorBidi"/>
+      <w:rFonts w:ascii="Arial" w:hAnsi="Arial" w:cs="Arial" w:eastAsia="Arial"/>
       <w:color w:val="4F81BD" w:themeColor="accent1"/>
       <w:sz w:val="20"/>
       <w:szCs w:val="20"/>
@@ -8260,7 +8260,7 @@
       <w:outlineLvl w:val="8"/>
     </w:pPr>
     <w:rPr>
-      <w:rFonts w:asciiTheme="majorHAnsi" w:eastAsiaTheme="majorEastAsia" w:hAnsiTheme="majorHAnsi" w:cstheme="majorBidi"/>
+      <w:rFonts w:ascii="Arial" w:hAnsi="Arial" w:cs="Arial" w:eastAsia="Arial"/>
       <w:i/>
       <w:iCs/>
       <w:color w:val="404040" w:themeColor="text1" w:themeTint="BF"/>
@@ -8311,7 +8311,7 @@
     <w:uiPriority w:val="9"/>
     <w:rsid w:val="00FC693F"/>
     <w:rPr>
-      <w:rFonts w:asciiTheme="majorHAnsi" w:eastAsiaTheme="majorEastAsia" w:hAnsiTheme="majorHAnsi" w:cstheme="majorBidi"/>
+      <w:rFonts w:ascii="Arial" w:hAnsi="Arial" w:cs="Arial" w:eastAsia="Arial"/>
       <w:b/>
       <w:bCs/>
       <w:color w:val="365F91" w:themeColor="accent1" w:themeShade="BF"/>
@@ -8326,7 +8326,7 @@
     <w:uiPriority w:val="9"/>
     <w:rsid w:val="00FC693F"/>
     <w:rPr>
-      <w:rFonts w:asciiTheme="majorHAnsi" w:eastAsiaTheme="majorEastAsia" w:hAnsiTheme="majorHAnsi" w:cstheme="majorBidi"/>
+      <w:rFonts w:ascii="Arial" w:hAnsi="Arial" w:cs="Arial" w:eastAsia="Arial"/>
       <w:b/>
       <w:bCs/>
       <w:color w:val="4F81BD" w:themeColor="accent1"/>
@@ -8341,7 +8341,7 @@
     <w:uiPriority w:val="9"/>
     <w:rsid w:val="00FC693F"/>
     <w:rPr>
-      <w:rFonts w:asciiTheme="majorHAnsi" w:eastAsiaTheme="majorEastAsia" w:hAnsiTheme="majorHAnsi" w:cstheme="majorBidi"/>
+      <w:rFonts w:ascii="Arial" w:hAnsi="Arial" w:cs="Arial" w:eastAsia="Arial"/>
       <w:b/>
       <w:bCs/>
       <w:color w:val="4F81BD" w:themeColor="accent1"/>
@@ -8360,7 +8360,7 @@
       <w:contextualSpacing/>
     </w:pPr>
     <w:rPr>
-      <w:rFonts w:asciiTheme="majorHAnsi" w:eastAsiaTheme="majorEastAsia" w:hAnsiTheme="majorHAnsi" w:cstheme="majorBidi" w:ascii="Arial" w:hAnsi="Arial"/>
+      <w:rFonts w:ascii="Arial" w:hAnsi="Arial" w:cs="Arial" w:eastAsia="Arial"/>
       <w:b/>
       <w:color w:val="000000"/>
       <w:spacing w:val="5"/>
@@ -8376,7 +8376,7 @@
     <w:uiPriority w:val="10"/>
     <w:rsid w:val="00FC693F"/>
     <w:rPr>
-      <w:rFonts w:asciiTheme="majorHAnsi" w:eastAsiaTheme="majorEastAsia" w:hAnsiTheme="majorHAnsi" w:cstheme="majorBidi"/>
+      <w:rFonts w:ascii="Arial" w:hAnsi="Arial" w:cs="Arial" w:eastAsia="Arial"/>
       <w:color w:val="17365D" w:themeColor="text2" w:themeShade="BF"/>
       <w:spacing w:val="5"/>
       <w:kern w:val="28"/>
@@ -8399,7 +8399,7 @@
       <w:spacing w:after="120" w:line="264" w:lineRule="auto"/>
     </w:pPr>
     <w:rPr>
-      <w:rFonts w:asciiTheme="majorHAnsi" w:eastAsiaTheme="majorEastAsia" w:hAnsiTheme="majorHAnsi" w:cstheme="majorBidi" w:ascii="Arial" w:hAnsi="Arial"/>
+      <w:rFonts w:ascii="Arial" w:hAnsi="Arial" w:cs="Arial" w:eastAsia="Arial"/>
       <w:b w:val="0"/>
       <w:i/>
       <w:iCs/>
@@ -8416,7 +8416,7 @@
     <w:uiPriority w:val="11"/>
     <w:rsid w:val="00FC693F"/>
     <w:rPr>
-      <w:rFonts w:asciiTheme="majorHAnsi" w:eastAsiaTheme="majorEastAsia" w:hAnsiTheme="majorHAnsi" w:cstheme="majorBidi"/>
+      <w:rFonts w:ascii="Arial" w:hAnsi="Arial" w:cs="Arial" w:eastAsia="Arial"/>
       <w:i/>
       <w:iCs/>
       <w:color w:val="4F81BD" w:themeColor="accent1"/>
@@ -8545,7 +8545,7 @@
       <w:contextualSpacing/>
     </w:pPr>
     <w:rPr>
-      <w:rFonts w:ascii="Arial" w:hAnsi="Arial"/>
+      <w:rFonts w:ascii="Arial" w:hAnsi="Arial" w:cs="Arial" w:eastAsia="Arial"/>
       <w:b w:val="0"/>
       <w:color w:val="000000"/>
       <w:sz w:val="22"/>
@@ -8591,7 +8591,7 @@
       <w:contextualSpacing/>
     </w:pPr>
     <w:rPr>
-      <w:rFonts w:ascii="Arial" w:hAnsi="Arial"/>
+      <w:rFonts w:ascii="Arial" w:hAnsi="Arial" w:cs="Arial" w:eastAsia="Arial"/>
       <w:b w:val="0"/>
       <w:color w:val="000000"/>
       <w:sz w:val="22"/>
@@ -8677,7 +8677,7 @@
       </w:tabs>
     </w:pPr>
     <w:rPr>
-      <w:rFonts w:ascii="Courier" w:hAnsi="Courier"/>
+      <w:rFonts w:ascii="Arial" w:hAnsi="Arial" w:cs="Arial" w:eastAsia="Arial"/>
       <w:sz w:val="20"/>
       <w:szCs w:val="20"/>
     </w:rPr>
@@ -8689,7 +8689,7 @@
     <w:uiPriority w:val="99"/>
     <w:rsid w:val="0029639D"/>
     <w:rPr>
-      <w:rFonts w:ascii="Courier" w:hAnsi="Courier"/>
+      <w:rFonts w:ascii="Arial" w:hAnsi="Arial" w:cs="Arial" w:eastAsia="Arial"/>
       <w:sz w:val="20"/>
       <w:szCs w:val="20"/>
     </w:rPr>
@@ -8728,7 +8728,7 @@
     <w:semiHidden/>
     <w:rsid w:val="00FC693F"/>
     <w:rPr>
-      <w:rFonts w:asciiTheme="majorHAnsi" w:eastAsiaTheme="majorEastAsia" w:hAnsiTheme="majorHAnsi" w:cstheme="majorBidi"/>
+      <w:rFonts w:ascii="Arial" w:hAnsi="Arial" w:cs="Arial" w:eastAsia="Arial"/>
       <w:b/>
       <w:bCs/>
       <w:i/>
@@ -8744,7 +8744,7 @@
     <w:semiHidden/>
     <w:rsid w:val="00FC693F"/>
     <w:rPr>
-      <w:rFonts w:asciiTheme="majorHAnsi" w:eastAsiaTheme="majorEastAsia" w:hAnsiTheme="majorHAnsi" w:cstheme="majorBidi"/>
+      <w:rFonts w:ascii="Arial" w:hAnsi="Arial" w:cs="Arial" w:eastAsia="Arial"/>
       <w:color w:val="243F60" w:themeColor="accent1" w:themeShade="7F"/>
     </w:rPr>
   </w:style>
@@ -8756,7 +8756,7 @@
     <w:semiHidden/>
     <w:rsid w:val="00FC693F"/>
     <w:rPr>
-      <w:rFonts w:asciiTheme="majorHAnsi" w:eastAsiaTheme="majorEastAsia" w:hAnsiTheme="majorHAnsi" w:cstheme="majorBidi"/>
+      <w:rFonts w:ascii="Arial" w:hAnsi="Arial" w:cs="Arial" w:eastAsia="Arial"/>
       <w:i/>
       <w:iCs/>
       <w:color w:val="243F60" w:themeColor="accent1" w:themeShade="7F"/>
@@ -8770,7 +8770,7 @@
     <w:semiHidden/>
     <w:rsid w:val="00FC693F"/>
     <w:rPr>
-      <w:rFonts w:asciiTheme="majorHAnsi" w:eastAsiaTheme="majorEastAsia" w:hAnsiTheme="majorHAnsi" w:cstheme="majorBidi"/>
+      <w:rFonts w:ascii="Arial" w:hAnsi="Arial" w:cs="Arial" w:eastAsia="Arial"/>
       <w:i/>
       <w:iCs/>
       <w:color w:val="404040" w:themeColor="text1" w:themeTint="BF"/>
@@ -8784,7 +8784,7 @@
     <w:semiHidden/>
     <w:rsid w:val="00FC693F"/>
     <w:rPr>
-      <w:rFonts w:asciiTheme="majorHAnsi" w:eastAsiaTheme="majorEastAsia" w:hAnsiTheme="majorHAnsi" w:cstheme="majorBidi"/>
+      <w:rFonts w:ascii="Arial" w:hAnsi="Arial" w:cs="Arial" w:eastAsia="Arial"/>
       <w:color w:val="4F81BD" w:themeColor="accent1"/>
       <w:sz w:val="20"/>
       <w:szCs w:val="20"/>
@@ -8798,7 +8798,7 @@
     <w:semiHidden/>
     <w:rsid w:val="00FC693F"/>
     <w:rPr>
-      <w:rFonts w:asciiTheme="majorHAnsi" w:eastAsiaTheme="majorEastAsia" w:hAnsiTheme="majorHAnsi" w:cstheme="majorBidi"/>
+      <w:rFonts w:ascii="Arial" w:hAnsi="Arial" w:cs="Arial" w:eastAsia="Arial"/>
       <w:i/>
       <w:iCs/>
       <w:color w:val="404040" w:themeColor="text1" w:themeTint="BF"/>
@@ -10384,7 +10384,7 @@
         <w:spacing w:before="0" w:after="0" w:line="240" w:lineRule="auto"/>
       </w:pPr>
       <w:rPr>
-        <w:rFonts w:asciiTheme="majorHAnsi" w:eastAsiaTheme="majorEastAsia" w:hAnsiTheme="majorHAnsi" w:cstheme="majorBidi"/>
+        <w:rFonts w:ascii="Arial" w:hAnsi="Arial" w:cs="Arial" w:eastAsia="Arial"/>
         <w:b/>
         <w:bCs/>
       </w:rPr>
@@ -10405,7 +10405,7 @@
         <w:spacing w:before="0" w:after="0" w:line="240" w:lineRule="auto"/>
       </w:pPr>
       <w:rPr>
-        <w:rFonts w:asciiTheme="majorHAnsi" w:eastAsiaTheme="majorEastAsia" w:hAnsiTheme="majorHAnsi" w:cstheme="majorBidi"/>
+        <w:rFonts w:ascii="Arial" w:hAnsi="Arial" w:cs="Arial" w:eastAsia="Arial"/>
         <w:b/>
         <w:bCs/>
       </w:rPr>
@@ -10423,14 +10423,14 @@
     </w:tblStylePr>
     <w:tblStylePr w:type="firstCol">
       <w:rPr>
-        <w:rFonts w:asciiTheme="majorHAnsi" w:eastAsiaTheme="majorEastAsia" w:hAnsiTheme="majorHAnsi" w:cstheme="majorBidi"/>
+        <w:rFonts w:ascii="Arial" w:hAnsi="Arial" w:cs="Arial" w:eastAsia="Arial"/>
         <w:b/>
         <w:bCs/>
       </w:rPr>
     </w:tblStylePr>
     <w:tblStylePr w:type="lastCol">
       <w:rPr>
-        <w:rFonts w:asciiTheme="majorHAnsi" w:eastAsiaTheme="majorEastAsia" w:hAnsiTheme="majorHAnsi" w:cstheme="majorBidi"/>
+        <w:rFonts w:ascii="Arial" w:hAnsi="Arial" w:cs="Arial" w:eastAsia="Arial"/>
         <w:b/>
         <w:bCs/>
       </w:rPr>
@@ -10514,7 +10514,7 @@
         <w:spacing w:before="0" w:after="0" w:line="240" w:lineRule="auto"/>
       </w:pPr>
       <w:rPr>
-        <w:rFonts w:asciiTheme="majorHAnsi" w:eastAsiaTheme="majorEastAsia" w:hAnsiTheme="majorHAnsi" w:cstheme="majorBidi"/>
+        <w:rFonts w:ascii="Arial" w:hAnsi="Arial" w:cs="Arial" w:eastAsia="Arial"/>
         <w:b/>
         <w:bCs/>
       </w:rPr>
@@ -10535,7 +10535,7 @@
         <w:spacing w:before="0" w:after="0" w:line="240" w:lineRule="auto"/>
       </w:pPr>
       <w:rPr>
-        <w:rFonts w:asciiTheme="majorHAnsi" w:eastAsiaTheme="majorEastAsia" w:hAnsiTheme="majorHAnsi" w:cstheme="majorBidi"/>
+        <w:rFonts w:ascii="Arial" w:hAnsi="Arial" w:cs="Arial" w:eastAsia="Arial"/>
         <w:b/>
         <w:bCs/>
       </w:rPr>
@@ -10553,14 +10553,14 @@
     </w:tblStylePr>
     <w:tblStylePr w:type="firstCol">
       <w:rPr>
-        <w:rFonts w:asciiTheme="majorHAnsi" w:eastAsiaTheme="majorEastAsia" w:hAnsiTheme="majorHAnsi" w:cstheme="majorBidi"/>
+        <w:rFonts w:ascii="Arial" w:hAnsi="Arial" w:cs="Arial" w:eastAsia="Arial"/>
         <w:b/>
         <w:bCs/>
       </w:rPr>
     </w:tblStylePr>
     <w:tblStylePr w:type="lastCol">
       <w:rPr>
-        <w:rFonts w:asciiTheme="majorHAnsi" w:eastAsiaTheme="majorEastAsia" w:hAnsiTheme="majorHAnsi" w:cstheme="majorBidi"/>
+        <w:rFonts w:ascii="Arial" w:hAnsi="Arial" w:cs="Arial" w:eastAsia="Arial"/>
         <w:b/>
         <w:bCs/>
       </w:rPr>
@@ -10644,7 +10644,7 @@
         <w:spacing w:before="0" w:after="0" w:line="240" w:lineRule="auto"/>
       </w:pPr>
       <w:rPr>
-        <w:rFonts w:asciiTheme="majorHAnsi" w:eastAsiaTheme="majorEastAsia" w:hAnsiTheme="majorHAnsi" w:cstheme="majorBidi"/>
+        <w:rFonts w:ascii="Arial" w:hAnsi="Arial" w:cs="Arial" w:eastAsia="Arial"/>
         <w:b/>
         <w:bCs/>
       </w:rPr>
@@ -10665,7 +10665,7 @@
         <w:spacing w:before="0" w:after="0" w:line="240" w:lineRule="auto"/>
       </w:pPr>
       <w:rPr>
-        <w:rFonts w:asciiTheme="majorHAnsi" w:eastAsiaTheme="majorEastAsia" w:hAnsiTheme="majorHAnsi" w:cstheme="majorBidi"/>
+        <w:rFonts w:ascii="Arial" w:hAnsi="Arial" w:cs="Arial" w:eastAsia="Arial"/>
         <w:b/>
         <w:bCs/>
       </w:rPr>
@@ -10683,14 +10683,14 @@
     </w:tblStylePr>
     <w:tblStylePr w:type="firstCol">
       <w:rPr>
-        <w:rFonts w:asciiTheme="majorHAnsi" w:eastAsiaTheme="majorEastAsia" w:hAnsiTheme="majorHAnsi" w:cstheme="majorBidi"/>
+        <w:rFonts w:ascii="Arial" w:hAnsi="Arial" w:cs="Arial" w:eastAsia="Arial"/>
         <w:b/>
         <w:bCs/>
       </w:rPr>
     </w:tblStylePr>
     <w:tblStylePr w:type="lastCol">
       <w:rPr>
-        <w:rFonts w:asciiTheme="majorHAnsi" w:eastAsiaTheme="majorEastAsia" w:hAnsiTheme="majorHAnsi" w:cstheme="majorBidi"/>
+        <w:rFonts w:ascii="Arial" w:hAnsi="Arial" w:cs="Arial" w:eastAsia="Arial"/>
         <w:b/>
         <w:bCs/>
       </w:rPr>
@@ -10774,7 +10774,7 @@
         <w:spacing w:before="0" w:after="0" w:line="240" w:lineRule="auto"/>
       </w:pPr>
       <w:rPr>
-        <w:rFonts w:asciiTheme="majorHAnsi" w:eastAsiaTheme="majorEastAsia" w:hAnsiTheme="majorHAnsi" w:cstheme="majorBidi"/>
+        <w:rFonts w:ascii="Arial" w:hAnsi="Arial" w:cs="Arial" w:eastAsia="Arial"/>
         <w:b/>
         <w:bCs/>
       </w:rPr>
@@ -10795,7 +10795,7 @@
         <w:spacing w:before="0" w:after="0" w:line="240" w:lineRule="auto"/>
       </w:pPr>
       <w:rPr>
-        <w:rFonts w:asciiTheme="majorHAnsi" w:eastAsiaTheme="majorEastAsia" w:hAnsiTheme="majorHAnsi" w:cstheme="majorBidi"/>
+        <w:rFonts w:ascii="Arial" w:hAnsi="Arial" w:cs="Arial" w:eastAsia="Arial"/>
         <w:b/>
         <w:bCs/>
       </w:rPr>
@@ -10813,14 +10813,14 @@
     </w:tblStylePr>
     <w:tblStylePr w:type="firstCol">
       <w:rPr>
-        <w:rFonts w:asciiTheme="majorHAnsi" w:eastAsiaTheme="majorEastAsia" w:hAnsiTheme="majorHAnsi" w:cstheme="majorBidi"/>
+        <w:rFonts w:ascii="Arial" w:hAnsi="Arial" w:cs="Arial" w:eastAsia="Arial"/>
         <w:b/>
         <w:bCs/>
       </w:rPr>
     </w:tblStylePr>
     <w:tblStylePr w:type="lastCol">
       <w:rPr>
-        <w:rFonts w:asciiTheme="majorHAnsi" w:eastAsiaTheme="majorEastAsia" w:hAnsiTheme="majorHAnsi" w:cstheme="majorBidi"/>
+        <w:rFonts w:ascii="Arial" w:hAnsi="Arial" w:cs="Arial" w:eastAsia="Arial"/>
         <w:b/>
         <w:bCs/>
       </w:rPr>
@@ -10904,7 +10904,7 @@
         <w:spacing w:before="0" w:after="0" w:line="240" w:lineRule="auto"/>
       </w:pPr>
       <w:rPr>
-        <w:rFonts w:asciiTheme="majorHAnsi" w:eastAsiaTheme="majorEastAsia" w:hAnsiTheme="majorHAnsi" w:cstheme="majorBidi"/>
+        <w:rFonts w:ascii="Arial" w:hAnsi="Arial" w:cs="Arial" w:eastAsia="Arial"/>
         <w:b/>
         <w:bCs/>
       </w:rPr>
@@ -10925,7 +10925,7 @@
         <w:spacing w:before="0" w:after="0" w:line="240" w:lineRule="auto"/>
       </w:pPr>
       <w:rPr>
-        <w:rFonts w:asciiTheme="majorHAnsi" w:eastAsiaTheme="majorEastAsia" w:hAnsiTheme="majorHAnsi" w:cstheme="majorBidi"/>
+        <w:rFonts w:ascii="Arial" w:hAnsi="Arial" w:cs="Arial" w:eastAsia="Arial"/>
         <w:b/>
         <w:bCs/>
       </w:rPr>
@@ -10943,14 +10943,14 @@
     </w:tblStylePr>
     <w:tblStylePr w:type="firstCol">
       <w:rPr>
-        <w:rFonts w:asciiTheme="majorHAnsi" w:eastAsiaTheme="majorEastAsia" w:hAnsiTheme="majorHAnsi" w:cstheme="majorBidi"/>
+        <w:rFonts w:ascii="Arial" w:hAnsi="Arial" w:cs="Arial" w:eastAsia="Arial"/>
         <w:b/>
         <w:bCs/>
       </w:rPr>
     </w:tblStylePr>
     <w:tblStylePr w:type="lastCol">
       <w:rPr>
-        <w:rFonts w:asciiTheme="majorHAnsi" w:eastAsiaTheme="majorEastAsia" w:hAnsiTheme="majorHAnsi" w:cstheme="majorBidi"/>
+        <w:rFonts w:ascii="Arial" w:hAnsi="Arial" w:cs="Arial" w:eastAsia="Arial"/>
         <w:b/>
         <w:bCs/>
       </w:rPr>
@@ -11034,7 +11034,7 @@
         <w:spacing w:before="0" w:after="0" w:line="240" w:lineRule="auto"/>
       </w:pPr>
       <w:rPr>
-        <w:rFonts w:asciiTheme="majorHAnsi" w:eastAsiaTheme="majorEastAsia" w:hAnsiTheme="majorHAnsi" w:cstheme="majorBidi"/>
+        <w:rFonts w:ascii="Arial" w:hAnsi="Arial" w:cs="Arial" w:eastAsia="Arial"/>
         <w:b/>
         <w:bCs/>
       </w:rPr>
@@ -11055,7 +11055,7 @@
         <w:spacing w:before="0" w:after="0" w:line="240" w:lineRule="auto"/>
       </w:pPr>
       <w:rPr>
-        <w:rFonts w:asciiTheme="majorHAnsi" w:eastAsiaTheme="majorEastAsia" w:hAnsiTheme="majorHAnsi" w:cstheme="majorBidi"/>
+        <w:rFonts w:ascii="Arial" w:hAnsi="Arial" w:cs="Arial" w:eastAsia="Arial"/>
         <w:b/>
         <w:bCs/>
       </w:rPr>
@@ -11073,14 +11073,14 @@
     </w:tblStylePr>
     <w:tblStylePr w:type="firstCol">
       <w:rPr>
-        <w:rFonts w:asciiTheme="majorHAnsi" w:eastAsiaTheme="majorEastAsia" w:hAnsiTheme="majorHAnsi" w:cstheme="majorBidi"/>
+        <w:rFonts w:ascii="Arial" w:hAnsi="Arial" w:cs="Arial" w:eastAsia="Arial"/>
         <w:b/>
         <w:bCs/>
       </w:rPr>
     </w:tblStylePr>
     <w:tblStylePr w:type="lastCol">
       <w:rPr>
-        <w:rFonts w:asciiTheme="majorHAnsi" w:eastAsiaTheme="majorEastAsia" w:hAnsiTheme="majorHAnsi" w:cstheme="majorBidi"/>
+        <w:rFonts w:ascii="Arial" w:hAnsi="Arial" w:cs="Arial" w:eastAsia="Arial"/>
         <w:b/>
         <w:bCs/>
       </w:rPr>
@@ -11164,7 +11164,7 @@
         <w:spacing w:before="0" w:after="0" w:line="240" w:lineRule="auto"/>
       </w:pPr>
       <w:rPr>
-        <w:rFonts w:asciiTheme="majorHAnsi" w:eastAsiaTheme="majorEastAsia" w:hAnsiTheme="majorHAnsi" w:cstheme="majorBidi"/>
+        <w:rFonts w:ascii="Arial" w:hAnsi="Arial" w:cs="Arial" w:eastAsia="Arial"/>
         <w:b/>
         <w:bCs/>
       </w:rPr>
@@ -11185,7 +11185,7 @@
         <w:spacing w:before="0" w:after="0" w:line="240" w:lineRule="auto"/>
       </w:pPr>
       <w:rPr>
-        <w:rFonts w:asciiTheme="majorHAnsi" w:eastAsiaTheme="majorEastAsia" w:hAnsiTheme="majorHAnsi" w:cstheme="majorBidi"/>
+        <w:rFonts w:ascii="Arial" w:hAnsi="Arial" w:cs="Arial" w:eastAsia="Arial"/>
         <w:b/>
         <w:bCs/>
       </w:rPr>
@@ -11203,14 +11203,14 @@
     </w:tblStylePr>
     <w:tblStylePr w:type="firstCol">
       <w:rPr>
-        <w:rFonts w:asciiTheme="majorHAnsi" w:eastAsiaTheme="majorEastAsia" w:hAnsiTheme="majorHAnsi" w:cstheme="majorBidi"/>
+        <w:rFonts w:ascii="Arial" w:hAnsi="Arial" w:cs="Arial" w:eastAsia="Arial"/>
         <w:b/>
         <w:bCs/>
       </w:rPr>
     </w:tblStylePr>
     <w:tblStylePr w:type="lastCol">
       <w:rPr>
-        <w:rFonts w:asciiTheme="majorHAnsi" w:eastAsiaTheme="majorEastAsia" w:hAnsiTheme="majorHAnsi" w:cstheme="majorBidi"/>
+        <w:rFonts w:ascii="Arial" w:hAnsi="Arial" w:cs="Arial" w:eastAsia="Arial"/>
         <w:b/>
         <w:bCs/>
       </w:rPr>
@@ -13075,7 +13075,7 @@
     </w:tblPr>
     <w:tblStylePr w:type="firstRow">
       <w:rPr>
-        <w:rFonts w:asciiTheme="majorHAnsi" w:eastAsiaTheme="majorEastAsia" w:hAnsiTheme="majorHAnsi" w:cstheme="majorBidi"/>
+        <w:rFonts w:ascii="Arial" w:hAnsi="Arial" w:cs="Arial" w:eastAsia="Arial"/>
       </w:rPr>
       <w:tblPr/>
       <w:tcPr>
@@ -13159,7 +13159,7 @@
     </w:tblPr>
     <w:tblStylePr w:type="firstRow">
       <w:rPr>
-        <w:rFonts w:asciiTheme="majorHAnsi" w:eastAsiaTheme="majorEastAsia" w:hAnsiTheme="majorHAnsi" w:cstheme="majorBidi"/>
+        <w:rFonts w:ascii="Arial" w:hAnsi="Arial" w:cs="Arial" w:eastAsia="Arial"/>
       </w:rPr>
       <w:tblPr/>
       <w:tcPr>
@@ -13243,7 +13243,7 @@
     </w:tblPr>
     <w:tblStylePr w:type="firstRow">
       <w:rPr>
-        <w:rFonts w:asciiTheme="majorHAnsi" w:eastAsiaTheme="majorEastAsia" w:hAnsiTheme="majorHAnsi" w:cstheme="majorBidi"/>
+        <w:rFonts w:ascii="Arial" w:hAnsi="Arial" w:cs="Arial" w:eastAsia="Arial"/>
       </w:rPr>
       <w:tblPr/>
       <w:tcPr>
@@ -13327,7 +13327,7 @@
     </w:tblPr>
     <w:tblStylePr w:type="firstRow">
       <w:rPr>
-        <w:rFonts w:asciiTheme="majorHAnsi" w:eastAsiaTheme="majorEastAsia" w:hAnsiTheme="majorHAnsi" w:cstheme="majorBidi"/>
+        <w:rFonts w:ascii="Arial" w:hAnsi="Arial" w:cs="Arial" w:eastAsia="Arial"/>
       </w:rPr>
       <w:tblPr/>
       <w:tcPr>
@@ -13411,7 +13411,7 @@
     </w:tblPr>
     <w:tblStylePr w:type="firstRow">
       <w:rPr>
-        <w:rFonts w:asciiTheme="majorHAnsi" w:eastAsiaTheme="majorEastAsia" w:hAnsiTheme="majorHAnsi" w:cstheme="majorBidi"/>
+        <w:rFonts w:ascii="Arial" w:hAnsi="Arial" w:cs="Arial" w:eastAsia="Arial"/>
       </w:rPr>
       <w:tblPr/>
       <w:tcPr>
@@ -13495,7 +13495,7 @@
     </w:tblPr>
     <w:tblStylePr w:type="firstRow">
       <w:rPr>
-        <w:rFonts w:asciiTheme="majorHAnsi" w:eastAsiaTheme="majorEastAsia" w:hAnsiTheme="majorHAnsi" w:cstheme="majorBidi"/>
+        <w:rFonts w:ascii="Arial" w:hAnsi="Arial" w:cs="Arial" w:eastAsia="Arial"/>
       </w:rPr>
       <w:tblPr/>
       <w:tcPr>
@@ -13579,7 +13579,7 @@
     </w:tblPr>
     <w:tblStylePr w:type="firstRow">
       <w:rPr>
-        <w:rFonts w:asciiTheme="majorHAnsi" w:eastAsiaTheme="majorEastAsia" w:hAnsiTheme="majorHAnsi" w:cstheme="majorBidi"/>
+        <w:rFonts w:ascii="Arial" w:hAnsi="Arial" w:cs="Arial" w:eastAsia="Arial"/>
       </w:rPr>
       <w:tblPr/>
       <w:tcPr>
@@ -13644,7 +13644,7 @@
       <w:spacing w:after="0" w:line="240" w:lineRule="auto"/>
     </w:pPr>
     <w:rPr>
-      <w:rFonts w:asciiTheme="majorHAnsi" w:eastAsiaTheme="majorEastAsia" w:hAnsiTheme="majorHAnsi" w:cstheme="majorBidi"/>
+      <w:rFonts w:ascii="Arial" w:hAnsi="Arial" w:cs="Arial" w:eastAsia="Arial"/>
       <w:color w:val="000000" w:themeColor="text1"/>
     </w:rPr>
     <w:tblPr>
@@ -13772,7 +13772,7 @@
       <w:spacing w:after="0" w:line="240" w:lineRule="auto"/>
     </w:pPr>
     <w:rPr>
-      <w:rFonts w:asciiTheme="majorHAnsi" w:eastAsiaTheme="majorEastAsia" w:hAnsiTheme="majorHAnsi" w:cstheme="majorBidi"/>
+      <w:rFonts w:ascii="Arial" w:hAnsi="Arial" w:cs="Arial" w:eastAsia="Arial"/>
       <w:color w:val="000000" w:themeColor="text1"/>
     </w:rPr>
     <w:tblPr>
@@ -13900,7 +13900,7 @@
       <w:spacing w:after="0" w:line="240" w:lineRule="auto"/>
     </w:pPr>
     <w:rPr>
-      <w:rFonts w:asciiTheme="majorHAnsi" w:eastAsiaTheme="majorEastAsia" w:hAnsiTheme="majorHAnsi" w:cstheme="majorBidi"/>
+      <w:rFonts w:ascii="Arial" w:hAnsi="Arial" w:cs="Arial" w:eastAsia="Arial"/>
       <w:color w:val="000000" w:themeColor="text1"/>
     </w:rPr>
     <w:tblPr>
@@ -14028,7 +14028,7 @@
       <w:spacing w:after="0" w:line="240" w:lineRule="auto"/>
     </w:pPr>
     <w:rPr>
-      <w:rFonts w:asciiTheme="majorHAnsi" w:eastAsiaTheme="majorEastAsia" w:hAnsiTheme="majorHAnsi" w:cstheme="majorBidi"/>
+      <w:rFonts w:ascii="Arial" w:hAnsi="Arial" w:cs="Arial" w:eastAsia="Arial"/>
       <w:color w:val="000000" w:themeColor="text1"/>
     </w:rPr>
     <w:tblPr>
@@ -14156,7 +14156,7 @@
       <w:spacing w:after="0" w:line="240" w:lineRule="auto"/>
     </w:pPr>
     <w:rPr>
-      <w:rFonts w:asciiTheme="majorHAnsi" w:eastAsiaTheme="majorEastAsia" w:hAnsiTheme="majorHAnsi" w:cstheme="majorBidi"/>
+      <w:rFonts w:ascii="Arial" w:hAnsi="Arial" w:cs="Arial" w:eastAsia="Arial"/>
       <w:color w:val="000000" w:themeColor="text1"/>
     </w:rPr>
     <w:tblPr>
@@ -14284,7 +14284,7 @@
       <w:spacing w:after="0" w:line="240" w:lineRule="auto"/>
     </w:pPr>
     <w:rPr>
-      <w:rFonts w:asciiTheme="majorHAnsi" w:eastAsiaTheme="majorEastAsia" w:hAnsiTheme="majorHAnsi" w:cstheme="majorBidi"/>
+      <w:rFonts w:ascii="Arial" w:hAnsi="Arial" w:cs="Arial" w:eastAsia="Arial"/>
       <w:color w:val="000000" w:themeColor="text1"/>
     </w:rPr>
     <w:tblPr>
@@ -14412,7 +14412,7 @@
       <w:spacing w:after="0" w:line="240" w:lineRule="auto"/>
     </w:pPr>
     <w:rPr>
-      <w:rFonts w:asciiTheme="majorHAnsi" w:eastAsiaTheme="majorEastAsia" w:hAnsiTheme="majorHAnsi" w:cstheme="majorBidi"/>
+      <w:rFonts w:ascii="Arial" w:hAnsi="Arial" w:cs="Arial" w:eastAsia="Arial"/>
       <w:color w:val="000000" w:themeColor="text1"/>
     </w:rPr>
     <w:tblPr>
@@ -15051,7 +15051,7 @@
       <w:spacing w:after="0" w:line="240" w:lineRule="auto"/>
     </w:pPr>
     <w:rPr>
-      <w:rFonts w:asciiTheme="majorHAnsi" w:eastAsiaTheme="majorEastAsia" w:hAnsiTheme="majorHAnsi" w:cstheme="majorBidi"/>
+      <w:rFonts w:ascii="Arial" w:hAnsi="Arial" w:cs="Arial" w:eastAsia="Arial"/>
       <w:color w:val="000000" w:themeColor="text1"/>
     </w:rPr>
     <w:tblPr>
@@ -15176,7 +15176,7 @@
       <w:spacing w:after="0" w:line="240" w:lineRule="auto"/>
     </w:pPr>
     <w:rPr>
-      <w:rFonts w:asciiTheme="majorHAnsi" w:eastAsiaTheme="majorEastAsia" w:hAnsiTheme="majorHAnsi" w:cstheme="majorBidi"/>
+      <w:rFonts w:ascii="Arial" w:hAnsi="Arial" w:cs="Arial" w:eastAsia="Arial"/>
       <w:color w:val="000000" w:themeColor="text1"/>
     </w:rPr>
     <w:tblPr>
@@ -15301,7 +15301,7 @@
       <w:spacing w:after="0" w:line="240" w:lineRule="auto"/>
     </w:pPr>
     <w:rPr>
-      <w:rFonts w:asciiTheme="majorHAnsi" w:eastAsiaTheme="majorEastAsia" w:hAnsiTheme="majorHAnsi" w:cstheme="majorBidi"/>
+      <w:rFonts w:ascii="Arial" w:hAnsi="Arial" w:cs="Arial" w:eastAsia="Arial"/>
       <w:color w:val="000000" w:themeColor="text1"/>
     </w:rPr>
     <w:tblPr>
@@ -15426,7 +15426,7 @@
       <w:spacing w:after="0" w:line="240" w:lineRule="auto"/>
     </w:pPr>
     <w:rPr>
-      <w:rFonts w:asciiTheme="majorHAnsi" w:eastAsiaTheme="majorEastAsia" w:hAnsiTheme="majorHAnsi" w:cstheme="majorBidi"/>
+      <w:rFonts w:ascii="Arial" w:hAnsi="Arial" w:cs="Arial" w:eastAsia="Arial"/>
       <w:color w:val="000000" w:themeColor="text1"/>
     </w:rPr>
     <w:tblPr>
@@ -15551,7 +15551,7 @@
       <w:spacing w:after="0" w:line="240" w:lineRule="auto"/>
     </w:pPr>
     <w:rPr>
-      <w:rFonts w:asciiTheme="majorHAnsi" w:eastAsiaTheme="majorEastAsia" w:hAnsiTheme="majorHAnsi" w:cstheme="majorBidi"/>
+      <w:rFonts w:ascii="Arial" w:hAnsi="Arial" w:cs="Arial" w:eastAsia="Arial"/>
       <w:color w:val="000000" w:themeColor="text1"/>
     </w:rPr>
     <w:tblPr>
@@ -15676,7 +15676,7 @@
       <w:spacing w:after="0" w:line="240" w:lineRule="auto"/>
     </w:pPr>
     <w:rPr>
-      <w:rFonts w:asciiTheme="majorHAnsi" w:eastAsiaTheme="majorEastAsia" w:hAnsiTheme="majorHAnsi" w:cstheme="majorBidi"/>
+      <w:rFonts w:ascii="Arial" w:hAnsi="Arial" w:cs="Arial" w:eastAsia="Arial"/>
       <w:color w:val="000000" w:themeColor="text1"/>
     </w:rPr>
     <w:tblPr>
@@ -15801,7 +15801,7 @@
       <w:spacing w:after="0" w:line="240" w:lineRule="auto"/>
     </w:pPr>
     <w:rPr>
-      <w:rFonts w:asciiTheme="majorHAnsi" w:eastAsiaTheme="majorEastAsia" w:hAnsiTheme="majorHAnsi" w:cstheme="majorBidi"/>
+      <w:rFonts w:ascii="Arial" w:hAnsi="Arial" w:cs="Arial" w:eastAsia="Arial"/>
       <w:color w:val="000000" w:themeColor="text1"/>
     </w:rPr>
     <w:tblPr>
@@ -19716,7 +19716,7 @@
   <w:docDefaults>
     <w:rPrDefault>
       <w:rPr>
-        <w:rFonts w:asciiTheme="minorHAnsi" w:eastAsiaTheme="minorEastAsia" w:hAnsiTheme="minorHAnsi" w:cstheme="minorBidi"/>
+        <w:rFonts w:ascii="Arial" w:hAnsi="Arial" w:cs="Arial" w:eastAsia="Arial"/>
         <w:sz w:val="22"/>
         <w:szCs w:val="22"/>
         <w:lang w:val="en-US" w:eastAsia="en-US" w:bidi="ar-SA"/>
@@ -19887,7 +19887,7 @@
       <w:outlineLvl w:val="0"/>
     </w:pPr>
     <w:rPr>
-      <w:rFonts w:asciiTheme="majorHAnsi" w:eastAsiaTheme="majorEastAsia" w:hAnsiTheme="majorHAnsi" w:cstheme="majorBidi"/>
+      <w:rFonts w:ascii="Arial" w:hAnsi="Arial" w:cs="Arial" w:eastAsia="Arial"/>
       <w:b/>
       <w:bCs/>
       <w:color w:val="365F91" w:themeColor="accent1" w:themeShade="BF"/>
@@ -19911,7 +19911,7 @@
       <w:outlineLvl w:val="1"/>
     </w:pPr>
     <w:rPr>
-      <w:rFonts w:asciiTheme="majorHAnsi" w:eastAsiaTheme="majorEastAsia" w:hAnsiTheme="majorHAnsi" w:cstheme="majorBidi"/>
+      <w:rFonts w:ascii="Arial" w:hAnsi="Arial" w:cs="Arial" w:eastAsia="Arial"/>
       <w:b/>
       <w:bCs/>
       <w:color w:val="4F81BD" w:themeColor="accent1"/>
@@ -19935,7 +19935,7 @@
       <w:outlineLvl w:val="2"/>
     </w:pPr>
     <w:rPr>
-      <w:rFonts w:asciiTheme="majorHAnsi" w:eastAsiaTheme="majorEastAsia" w:hAnsiTheme="majorHAnsi" w:cstheme="majorBidi"/>
+      <w:rFonts w:ascii="Arial" w:hAnsi="Arial" w:cs="Arial" w:eastAsia="Arial"/>
       <w:b/>
       <w:bCs/>
       <w:color w:val="4F81BD" w:themeColor="accent1"/>
@@ -19958,7 +19958,7 @@
       <w:outlineLvl w:val="3"/>
     </w:pPr>
     <w:rPr>
-      <w:rFonts w:asciiTheme="majorHAnsi" w:eastAsiaTheme="majorEastAsia" w:hAnsiTheme="majorHAnsi" w:cstheme="majorBidi"/>
+      <w:rFonts w:ascii="Arial" w:hAnsi="Arial" w:cs="Arial" w:eastAsia="Arial"/>
       <w:b/>
       <w:bCs/>
       <w:i/>
@@ -19983,7 +19983,7 @@
       <w:outlineLvl w:val="4"/>
     </w:pPr>
     <w:rPr>
-      <w:rFonts w:asciiTheme="majorHAnsi" w:eastAsiaTheme="majorEastAsia" w:hAnsiTheme="majorHAnsi" w:cstheme="majorBidi"/>
+      <w:rFonts w:ascii="Arial" w:hAnsi="Arial" w:cs="Arial" w:eastAsia="Arial"/>
       <w:color w:val="243F60" w:themeColor="accent1" w:themeShade="7F"/>
     </w:rPr>
   </w:style>
@@ -20004,7 +20004,7 @@
       <w:outlineLvl w:val="5"/>
     </w:pPr>
     <w:rPr>
-      <w:rFonts w:asciiTheme="majorHAnsi" w:eastAsiaTheme="majorEastAsia" w:hAnsiTheme="majorHAnsi" w:cstheme="majorBidi"/>
+      <w:rFonts w:ascii="Arial" w:hAnsi="Arial" w:cs="Arial" w:eastAsia="Arial"/>
       <w:i/>
       <w:iCs/>
       <w:color w:val="243F60" w:themeColor="accent1" w:themeShade="7F"/>
@@ -20027,7 +20027,7 @@
       <w:outlineLvl w:val="6"/>
     </w:pPr>
     <w:rPr>
-      <w:rFonts w:asciiTheme="majorHAnsi" w:eastAsiaTheme="majorEastAsia" w:hAnsiTheme="majorHAnsi" w:cstheme="majorBidi"/>
+      <w:rFonts w:ascii="Arial" w:hAnsi="Arial" w:cs="Arial" w:eastAsia="Arial"/>
       <w:i/>
       <w:iCs/>
       <w:color w:val="404040" w:themeColor="text1" w:themeTint="BF"/>
@@ -20050,7 +20050,7 @@
       <w:outlineLvl w:val="7"/>
     </w:pPr>
     <w:rPr>
-      <w:rFonts w:asciiTheme="majorHAnsi" w:eastAsiaTheme="majorEastAsia" w:hAnsiTheme="majorHAnsi" w:cstheme="majorBidi"/>
+      <w:rFonts w:ascii="Arial" w:hAnsi="Arial" w:cs="Arial" w:eastAsia="Arial"/>
       <w:color w:val="4F81BD" w:themeColor="accent1"/>
       <w:sz w:val="20"/>
       <w:szCs w:val="20"/>
@@ -20073,7 +20073,7 @@
       <w:outlineLvl w:val="8"/>
     </w:pPr>
     <w:rPr>
-      <w:rFonts w:asciiTheme="majorHAnsi" w:eastAsiaTheme="majorEastAsia" w:hAnsiTheme="majorHAnsi" w:cstheme="majorBidi"/>
+      <w:rFonts w:ascii="Arial" w:hAnsi="Arial" w:cs="Arial" w:eastAsia="Arial"/>
       <w:i/>
       <w:iCs/>
       <w:color w:val="404040" w:themeColor="text1" w:themeTint="BF"/>
@@ -20124,7 +20124,7 @@
     <w:uiPriority w:val="9"/>
     <w:rsid w:val="00FC693F"/>
     <w:rPr>
-      <w:rFonts w:asciiTheme="majorHAnsi" w:eastAsiaTheme="majorEastAsia" w:hAnsiTheme="majorHAnsi" w:cstheme="majorBidi"/>
+      <w:rFonts w:ascii="Arial" w:hAnsi="Arial" w:cs="Arial" w:eastAsia="Arial"/>
       <w:b/>
       <w:bCs/>
       <w:color w:val="365F91" w:themeColor="accent1" w:themeShade="BF"/>
@@ -20139,7 +20139,7 @@
     <w:uiPriority w:val="9"/>
     <w:rsid w:val="00FC693F"/>
     <w:rPr>
-      <w:rFonts w:asciiTheme="majorHAnsi" w:eastAsiaTheme="majorEastAsia" w:hAnsiTheme="majorHAnsi" w:cstheme="majorBidi"/>
+      <w:rFonts w:ascii="Arial" w:hAnsi="Arial" w:cs="Arial" w:eastAsia="Arial"/>
       <w:b/>
       <w:bCs/>
       <w:color w:val="4F81BD" w:themeColor="accent1"/>
@@ -20154,7 +20154,7 @@
     <w:uiPriority w:val="9"/>
     <w:rsid w:val="00FC693F"/>
     <w:rPr>
-      <w:rFonts w:asciiTheme="majorHAnsi" w:eastAsiaTheme="majorEastAsia" w:hAnsiTheme="majorHAnsi" w:cstheme="majorBidi"/>
+      <w:rFonts w:ascii="Arial" w:hAnsi="Arial" w:cs="Arial" w:eastAsia="Arial"/>
       <w:b/>
       <w:bCs/>
       <w:color w:val="4F81BD" w:themeColor="accent1"/>
@@ -20176,7 +20176,7 @@
       <w:contextualSpacing/>
     </w:pPr>
     <w:rPr>
-      <w:rFonts w:asciiTheme="majorHAnsi" w:eastAsiaTheme="majorEastAsia" w:hAnsiTheme="majorHAnsi" w:cstheme="majorBidi"/>
+      <w:rFonts w:ascii="Arial" w:hAnsi="Arial" w:cs="Arial" w:eastAsia="Arial"/>
       <w:color w:val="17365D" w:themeColor="text2" w:themeShade="BF"/>
       <w:spacing w:val="5"/>
       <w:kern w:val="28"/>
@@ -20191,7 +20191,7 @@
     <w:uiPriority w:val="10"/>
     <w:rsid w:val="00FC693F"/>
     <w:rPr>
-      <w:rFonts w:asciiTheme="majorHAnsi" w:eastAsiaTheme="majorEastAsia" w:hAnsiTheme="majorHAnsi" w:cstheme="majorBidi"/>
+      <w:rFonts w:ascii="Arial" w:hAnsi="Arial" w:cs="Arial" w:eastAsia="Arial"/>
       <w:color w:val="17365D" w:themeColor="text2" w:themeShade="BF"/>
       <w:spacing w:val="5"/>
       <w:kern w:val="28"/>
@@ -20213,7 +20213,7 @@
       </w:numPr>
     </w:pPr>
     <w:rPr>
-      <w:rFonts w:asciiTheme="majorHAnsi" w:eastAsiaTheme="majorEastAsia" w:hAnsiTheme="majorHAnsi" w:cstheme="majorBidi"/>
+      <w:rFonts w:ascii="Arial" w:hAnsi="Arial" w:cs="Arial" w:eastAsia="Arial"/>
       <w:i/>
       <w:iCs/>
       <w:color w:val="4F81BD" w:themeColor="accent1"/>
@@ -20229,7 +20229,7 @@
     <w:uiPriority w:val="11"/>
     <w:rsid w:val="00FC693F"/>
     <w:rPr>
-      <w:rFonts w:asciiTheme="majorHAnsi" w:eastAsiaTheme="majorEastAsia" w:hAnsiTheme="majorHAnsi" w:cstheme="majorBidi"/>
+      <w:rFonts w:ascii="Arial" w:hAnsi="Arial" w:cs="Arial" w:eastAsia="Arial"/>
       <w:i/>
       <w:iCs/>
       <w:color w:val="4F81BD" w:themeColor="accent1"/>
@@ -20476,7 +20476,7 @@
       </w:tabs>
     </w:pPr>
     <w:rPr>
-      <w:rFonts w:ascii="Courier" w:hAnsi="Courier"/>
+      <w:rFonts w:ascii="Arial" w:hAnsi="Arial" w:cs="Arial" w:eastAsia="Arial"/>
       <w:sz w:val="20"/>
       <w:szCs w:val="20"/>
     </w:rPr>
@@ -20488,7 +20488,7 @@
     <w:uiPriority w:val="99"/>
     <w:rsid w:val="0029639D"/>
     <w:rPr>
-      <w:rFonts w:ascii="Courier" w:hAnsi="Courier"/>
+      <w:rFonts w:ascii="Arial" w:hAnsi="Arial" w:cs="Arial" w:eastAsia="Arial"/>
       <w:sz w:val="20"/>
       <w:szCs w:val="20"/>
     </w:rPr>
@@ -20527,7 +20527,7 @@
     <w:semiHidden/>
     <w:rsid w:val="00FC693F"/>
     <w:rPr>
-      <w:rFonts w:asciiTheme="majorHAnsi" w:eastAsiaTheme="majorEastAsia" w:hAnsiTheme="majorHAnsi" w:cstheme="majorBidi"/>
+      <w:rFonts w:ascii="Arial" w:hAnsi="Arial" w:cs="Arial" w:eastAsia="Arial"/>
       <w:b/>
       <w:bCs/>
       <w:i/>
@@ -20543,7 +20543,7 @@
     <w:semiHidden/>
     <w:rsid w:val="00FC693F"/>
     <w:rPr>
-      <w:rFonts w:asciiTheme="majorHAnsi" w:eastAsiaTheme="majorEastAsia" w:hAnsiTheme="majorHAnsi" w:cstheme="majorBidi"/>
+      <w:rFonts w:ascii="Arial" w:hAnsi="Arial" w:cs="Arial" w:eastAsia="Arial"/>
       <w:color w:val="243F60" w:themeColor="accent1" w:themeShade="7F"/>
     </w:rPr>
   </w:style>
@@ -20555,7 +20555,7 @@
     <w:semiHidden/>
     <w:rsid w:val="00FC693F"/>
     <w:rPr>
-      <w:rFonts w:asciiTheme="majorHAnsi" w:eastAsiaTheme="majorEastAsia" w:hAnsiTheme="majorHAnsi" w:cstheme="majorBidi"/>
+      <w:rFonts w:ascii="Arial" w:hAnsi="Arial" w:cs="Arial" w:eastAsia="Arial"/>
       <w:i/>
       <w:iCs/>
       <w:color w:val="243F60" w:themeColor="accent1" w:themeShade="7F"/>
@@ -20569,7 +20569,7 @@
     <w:semiHidden/>
     <w:rsid w:val="00FC693F"/>
     <w:rPr>
-      <w:rFonts w:asciiTheme="majorHAnsi" w:eastAsiaTheme="majorEastAsia" w:hAnsiTheme="majorHAnsi" w:cstheme="majorBidi"/>
+      <w:rFonts w:ascii="Arial" w:hAnsi="Arial" w:cs="Arial" w:eastAsia="Arial"/>
       <w:i/>
       <w:iCs/>
       <w:color w:val="404040" w:themeColor="text1" w:themeTint="BF"/>
@@ -20583,7 +20583,7 @@
     <w:semiHidden/>
     <w:rsid w:val="00FC693F"/>
     <w:rPr>
-      <w:rFonts w:asciiTheme="majorHAnsi" w:eastAsiaTheme="majorEastAsia" w:hAnsiTheme="majorHAnsi" w:cstheme="majorBidi"/>
+      <w:rFonts w:ascii="Arial" w:hAnsi="Arial" w:cs="Arial" w:eastAsia="Arial"/>
       <w:color w:val="4F81BD" w:themeColor="accent1"/>
       <w:sz w:val="20"/>
       <w:szCs w:val="20"/>
@@ -20597,7 +20597,7 @@
     <w:semiHidden/>
     <w:rsid w:val="00FC693F"/>
     <w:rPr>
-      <w:rFonts w:asciiTheme="majorHAnsi" w:eastAsiaTheme="majorEastAsia" w:hAnsiTheme="majorHAnsi" w:cstheme="majorBidi"/>
+      <w:rFonts w:ascii="Arial" w:hAnsi="Arial" w:cs="Arial" w:eastAsia="Arial"/>
       <w:i/>
       <w:iCs/>
       <w:color w:val="404040" w:themeColor="text1" w:themeTint="BF"/>
@@ -22186,7 +22186,7 @@
         <w:spacing w:before="0" w:after="0" w:line="240" w:lineRule="auto"/>
       </w:pPr>
       <w:rPr>
-        <w:rFonts w:asciiTheme="majorHAnsi" w:eastAsiaTheme="majorEastAsia" w:hAnsiTheme="majorHAnsi" w:cstheme="majorBidi"/>
+        <w:rFonts w:ascii="Arial" w:hAnsi="Arial" w:cs="Arial" w:eastAsia="Arial"/>
         <w:b/>
         <w:bCs/>
       </w:rPr>
@@ -22207,7 +22207,7 @@
         <w:spacing w:before="0" w:after="0" w:line="240" w:lineRule="auto"/>
       </w:pPr>
       <w:rPr>
-        <w:rFonts w:asciiTheme="majorHAnsi" w:eastAsiaTheme="majorEastAsia" w:hAnsiTheme="majorHAnsi" w:cstheme="majorBidi"/>
+        <w:rFonts w:ascii="Arial" w:hAnsi="Arial" w:cs="Arial" w:eastAsia="Arial"/>
         <w:b/>
         <w:bCs/>
       </w:rPr>
@@ -22225,14 +22225,14 @@
     </w:tblStylePr>
     <w:tblStylePr w:type="firstCol">
       <w:rPr>
-        <w:rFonts w:asciiTheme="majorHAnsi" w:eastAsiaTheme="majorEastAsia" w:hAnsiTheme="majorHAnsi" w:cstheme="majorBidi"/>
+        <w:rFonts w:ascii="Arial" w:hAnsi="Arial" w:cs="Arial" w:eastAsia="Arial"/>
         <w:b/>
         <w:bCs/>
       </w:rPr>
     </w:tblStylePr>
     <w:tblStylePr w:type="lastCol">
       <w:rPr>
-        <w:rFonts w:asciiTheme="majorHAnsi" w:eastAsiaTheme="majorEastAsia" w:hAnsiTheme="majorHAnsi" w:cstheme="majorBidi"/>
+        <w:rFonts w:ascii="Arial" w:hAnsi="Arial" w:cs="Arial" w:eastAsia="Arial"/>
         <w:b/>
         <w:bCs/>
       </w:rPr>
@@ -22316,7 +22316,7 @@
         <w:spacing w:before="0" w:after="0" w:line="240" w:lineRule="auto"/>
       </w:pPr>
       <w:rPr>
-        <w:rFonts w:asciiTheme="majorHAnsi" w:eastAsiaTheme="majorEastAsia" w:hAnsiTheme="majorHAnsi" w:cstheme="majorBidi"/>
+        <w:rFonts w:ascii="Arial" w:hAnsi="Arial" w:cs="Arial" w:eastAsia="Arial"/>
         <w:b/>
         <w:bCs/>
       </w:rPr>
@@ -22337,7 +22337,7 @@
         <w:spacing w:before="0" w:after="0" w:line="240" w:lineRule="auto"/>
       </w:pPr>
       <w:rPr>
-        <w:rFonts w:asciiTheme="majorHAnsi" w:eastAsiaTheme="majorEastAsia" w:hAnsiTheme="majorHAnsi" w:cstheme="majorBidi"/>
+        <w:rFonts w:ascii="Arial" w:hAnsi="Arial" w:cs="Arial" w:eastAsia="Arial"/>
         <w:b/>
         <w:bCs/>
       </w:rPr>
@@ -22355,14 +22355,14 @@
     </w:tblStylePr>
     <w:tblStylePr w:type="firstCol">
       <w:rPr>
-        <w:rFonts w:asciiTheme="majorHAnsi" w:eastAsiaTheme="majorEastAsia" w:hAnsiTheme="majorHAnsi" w:cstheme="majorBidi"/>
+        <w:rFonts w:ascii="Arial" w:hAnsi="Arial" w:cs="Arial" w:eastAsia="Arial"/>
         <w:b/>
         <w:bCs/>
       </w:rPr>
     </w:tblStylePr>
     <w:tblStylePr w:type="lastCol">
       <w:rPr>
-        <w:rFonts w:asciiTheme="majorHAnsi" w:eastAsiaTheme="majorEastAsia" w:hAnsiTheme="majorHAnsi" w:cstheme="majorBidi"/>
+        <w:rFonts w:ascii="Arial" w:hAnsi="Arial" w:cs="Arial" w:eastAsia="Arial"/>
         <w:b/>
         <w:bCs/>
       </w:rPr>
@@ -22446,7 +22446,7 @@
         <w:spacing w:before="0" w:after="0" w:line="240" w:lineRule="auto"/>
       </w:pPr>
       <w:rPr>
-        <w:rFonts w:asciiTheme="majorHAnsi" w:eastAsiaTheme="majorEastAsia" w:hAnsiTheme="majorHAnsi" w:cstheme="majorBidi"/>
+        <w:rFonts w:ascii="Arial" w:hAnsi="Arial" w:cs="Arial" w:eastAsia="Arial"/>
         <w:b/>
         <w:bCs/>
       </w:rPr>
@@ -22467,7 +22467,7 @@
         <w:spacing w:before="0" w:after="0" w:line="240" w:lineRule="auto"/>
       </w:pPr>
       <w:rPr>
-        <w:rFonts w:asciiTheme="majorHAnsi" w:eastAsiaTheme="majorEastAsia" w:hAnsiTheme="majorHAnsi" w:cstheme="majorBidi"/>
+        <w:rFonts w:ascii="Arial" w:hAnsi="Arial" w:cs="Arial" w:eastAsia="Arial"/>
         <w:b/>
         <w:bCs/>
       </w:rPr>
@@ -22485,14 +22485,14 @@
     </w:tblStylePr>
     <w:tblStylePr w:type="firstCol">
       <w:rPr>
-        <w:rFonts w:asciiTheme="majorHAnsi" w:eastAsiaTheme="majorEastAsia" w:hAnsiTheme="majorHAnsi" w:cstheme="majorBidi"/>
+        <w:rFonts w:ascii="Arial" w:hAnsi="Arial" w:cs="Arial" w:eastAsia="Arial"/>
         <w:b/>
         <w:bCs/>
       </w:rPr>
     </w:tblStylePr>
     <w:tblStylePr w:type="lastCol">
       <w:rPr>
-        <w:rFonts w:asciiTheme="majorHAnsi" w:eastAsiaTheme="majorEastAsia" w:hAnsiTheme="majorHAnsi" w:cstheme="majorBidi"/>
+        <w:rFonts w:ascii="Arial" w:hAnsi="Arial" w:cs="Arial" w:eastAsia="Arial"/>
         <w:b/>
         <w:bCs/>
       </w:rPr>
@@ -22576,7 +22576,7 @@
         <w:spacing w:before="0" w:after="0" w:line="240" w:lineRule="auto"/>
       </w:pPr>
       <w:rPr>
-        <w:rFonts w:asciiTheme="majorHAnsi" w:eastAsiaTheme="majorEastAsia" w:hAnsiTheme="majorHAnsi" w:cstheme="majorBidi"/>
+        <w:rFonts w:ascii="Arial" w:hAnsi="Arial" w:cs="Arial" w:eastAsia="Arial"/>
         <w:b/>
         <w:bCs/>
       </w:rPr>
@@ -22597,7 +22597,7 @@
         <w:spacing w:before="0" w:after="0" w:line="240" w:lineRule="auto"/>
       </w:pPr>
       <w:rPr>
-        <w:rFonts w:asciiTheme="majorHAnsi" w:eastAsiaTheme="majorEastAsia" w:hAnsiTheme="majorHAnsi" w:cstheme="majorBidi"/>
+        <w:rFonts w:ascii="Arial" w:hAnsi="Arial" w:cs="Arial" w:eastAsia="Arial"/>
         <w:b/>
         <w:bCs/>
       </w:rPr>
@@ -22615,14 +22615,14 @@
     </w:tblStylePr>
     <w:tblStylePr w:type="firstCol">
       <w:rPr>
-        <w:rFonts w:asciiTheme="majorHAnsi" w:eastAsiaTheme="majorEastAsia" w:hAnsiTheme="majorHAnsi" w:cstheme="majorBidi"/>
+        <w:rFonts w:ascii="Arial" w:hAnsi="Arial" w:cs="Arial" w:eastAsia="Arial"/>
         <w:b/>
         <w:bCs/>
       </w:rPr>
     </w:tblStylePr>
     <w:tblStylePr w:type="lastCol">
       <w:rPr>
-        <w:rFonts w:asciiTheme="majorHAnsi" w:eastAsiaTheme="majorEastAsia" w:hAnsiTheme="majorHAnsi" w:cstheme="majorBidi"/>
+        <w:rFonts w:ascii="Arial" w:hAnsi="Arial" w:cs="Arial" w:eastAsia="Arial"/>
         <w:b/>
         <w:bCs/>
       </w:rPr>
@@ -22706,7 +22706,7 @@
         <w:spacing w:before="0" w:after="0" w:line="240" w:lineRule="auto"/>
       </w:pPr>
       <w:rPr>
-        <w:rFonts w:asciiTheme="majorHAnsi" w:eastAsiaTheme="majorEastAsia" w:hAnsiTheme="majorHAnsi" w:cstheme="majorBidi"/>
+        <w:rFonts w:ascii="Arial" w:hAnsi="Arial" w:cs="Arial" w:eastAsia="Arial"/>
         <w:b/>
         <w:bCs/>
       </w:rPr>
@@ -22727,7 +22727,7 @@
         <w:spacing w:before="0" w:after="0" w:line="240" w:lineRule="auto"/>
       </w:pPr>
       <w:rPr>
-        <w:rFonts w:asciiTheme="majorHAnsi" w:eastAsiaTheme="majorEastAsia" w:hAnsiTheme="majorHAnsi" w:cstheme="majorBidi"/>
+        <w:rFonts w:ascii="Arial" w:hAnsi="Arial" w:cs="Arial" w:eastAsia="Arial"/>
         <w:b/>
         <w:bCs/>
       </w:rPr>
@@ -22745,14 +22745,14 @@
     </w:tblStylePr>
     <w:tblStylePr w:type="firstCol">
       <w:rPr>
-        <w:rFonts w:asciiTheme="majorHAnsi" w:eastAsiaTheme="majorEastAsia" w:hAnsiTheme="majorHAnsi" w:cstheme="majorBidi"/>
+        <w:rFonts w:ascii="Arial" w:hAnsi="Arial" w:cs="Arial" w:eastAsia="Arial"/>
         <w:b/>
         <w:bCs/>
       </w:rPr>
     </w:tblStylePr>
     <w:tblStylePr w:type="lastCol">
       <w:rPr>
-        <w:rFonts w:asciiTheme="majorHAnsi" w:eastAsiaTheme="majorEastAsia" w:hAnsiTheme="majorHAnsi" w:cstheme="majorBidi"/>
+        <w:rFonts w:ascii="Arial" w:hAnsi="Arial" w:cs="Arial" w:eastAsia="Arial"/>
         <w:b/>
         <w:bCs/>
       </w:rPr>
@@ -22836,7 +22836,7 @@
         <w:spacing w:before="0" w:after="0" w:line="240" w:lineRule="auto"/>
       </w:pPr>
       <w:rPr>
-        <w:rFonts w:asciiTheme="majorHAnsi" w:eastAsiaTheme="majorEastAsia" w:hAnsiTheme="majorHAnsi" w:cstheme="majorBidi"/>
+        <w:rFonts w:ascii="Arial" w:hAnsi="Arial" w:cs="Arial" w:eastAsia="Arial"/>
         <w:b/>
         <w:bCs/>
       </w:rPr>
@@ -22857,7 +22857,7 @@
         <w:spacing w:before="0" w:after="0" w:line="240" w:lineRule="auto"/>
       </w:pPr>
       <w:rPr>
-        <w:rFonts w:asciiTheme="majorHAnsi" w:eastAsiaTheme="majorEastAsia" w:hAnsiTheme="majorHAnsi" w:cstheme="majorBidi"/>
+        <w:rFonts w:ascii="Arial" w:hAnsi="Arial" w:cs="Arial" w:eastAsia="Arial"/>
         <w:b/>
         <w:bCs/>
       </w:rPr>
@@ -22875,14 +22875,14 @@
     </w:tblStylePr>
     <w:tblStylePr w:type="firstCol">
       <w:rPr>
-        <w:rFonts w:asciiTheme="majorHAnsi" w:eastAsiaTheme="majorEastAsia" w:hAnsiTheme="majorHAnsi" w:cstheme="majorBidi"/>
+        <w:rFonts w:ascii="Arial" w:hAnsi="Arial" w:cs="Arial" w:eastAsia="Arial"/>
         <w:b/>
         <w:bCs/>
       </w:rPr>
     </w:tblStylePr>
     <w:tblStylePr w:type="lastCol">
       <w:rPr>
-        <w:rFonts w:asciiTheme="majorHAnsi" w:eastAsiaTheme="majorEastAsia" w:hAnsiTheme="majorHAnsi" w:cstheme="majorBidi"/>
+        <w:rFonts w:ascii="Arial" w:hAnsi="Arial" w:cs="Arial" w:eastAsia="Arial"/>
         <w:b/>
         <w:bCs/>
       </w:rPr>
@@ -22966,7 +22966,7 @@
         <w:spacing w:before="0" w:after="0" w:line="240" w:lineRule="auto"/>
       </w:pPr>
       <w:rPr>
-        <w:rFonts w:asciiTheme="majorHAnsi" w:eastAsiaTheme="majorEastAsia" w:hAnsiTheme="majorHAnsi" w:cstheme="majorBidi"/>
+        <w:rFonts w:ascii="Arial" w:hAnsi="Arial" w:cs="Arial" w:eastAsia="Arial"/>
         <w:b/>
         <w:bCs/>
       </w:rPr>
@@ -22987,7 +22987,7 @@
         <w:spacing w:before="0" w:after="0" w:line="240" w:lineRule="auto"/>
       </w:pPr>
       <w:rPr>
-        <w:rFonts w:asciiTheme="majorHAnsi" w:eastAsiaTheme="majorEastAsia" w:hAnsiTheme="majorHAnsi" w:cstheme="majorBidi"/>
+        <w:rFonts w:ascii="Arial" w:hAnsi="Arial" w:cs="Arial" w:eastAsia="Arial"/>
         <w:b/>
         <w:bCs/>
       </w:rPr>
@@ -23005,14 +23005,14 @@
     </w:tblStylePr>
     <w:tblStylePr w:type="firstCol">
       <w:rPr>
-        <w:rFonts w:asciiTheme="majorHAnsi" w:eastAsiaTheme="majorEastAsia" w:hAnsiTheme="majorHAnsi" w:cstheme="majorBidi"/>
+        <w:rFonts w:ascii="Arial" w:hAnsi="Arial" w:cs="Arial" w:eastAsia="Arial"/>
         <w:b/>
         <w:bCs/>
       </w:rPr>
     </w:tblStylePr>
     <w:tblStylePr w:type="lastCol">
       <w:rPr>
-        <w:rFonts w:asciiTheme="majorHAnsi" w:eastAsiaTheme="majorEastAsia" w:hAnsiTheme="majorHAnsi" w:cstheme="majorBidi"/>
+        <w:rFonts w:ascii="Arial" w:hAnsi="Arial" w:cs="Arial" w:eastAsia="Arial"/>
         <w:b/>
         <w:bCs/>
       </w:rPr>
@@ -24877,7 +24877,7 @@
     </w:tblPr>
     <w:tblStylePr w:type="firstRow">
       <w:rPr>
-        <w:rFonts w:asciiTheme="majorHAnsi" w:eastAsiaTheme="majorEastAsia" w:hAnsiTheme="majorHAnsi" w:cstheme="majorBidi"/>
+        <w:rFonts w:ascii="Arial" w:hAnsi="Arial" w:cs="Arial" w:eastAsia="Arial"/>
       </w:rPr>
       <w:tblPr/>
       <w:tcPr>
@@ -24961,7 +24961,7 @@
     </w:tblPr>
     <w:tblStylePr w:type="firstRow">
       <w:rPr>
-        <w:rFonts w:asciiTheme="majorHAnsi" w:eastAsiaTheme="majorEastAsia" w:hAnsiTheme="majorHAnsi" w:cstheme="majorBidi"/>
+        <w:rFonts w:ascii="Arial" w:hAnsi="Arial" w:cs="Arial" w:eastAsia="Arial"/>
       </w:rPr>
       <w:tblPr/>
       <w:tcPr>
@@ -25045,7 +25045,7 @@
     </w:tblPr>
     <w:tblStylePr w:type="firstRow">
       <w:rPr>
-        <w:rFonts w:asciiTheme="majorHAnsi" w:eastAsiaTheme="majorEastAsia" w:hAnsiTheme="majorHAnsi" w:cstheme="majorBidi"/>
+        <w:rFonts w:ascii="Arial" w:hAnsi="Arial" w:cs="Arial" w:eastAsia="Arial"/>
       </w:rPr>
       <w:tblPr/>
       <w:tcPr>
@@ -25129,7 +25129,7 @@
     </w:tblPr>
     <w:tblStylePr w:type="firstRow">
       <w:rPr>
-        <w:rFonts w:asciiTheme="majorHAnsi" w:eastAsiaTheme="majorEastAsia" w:hAnsiTheme="majorHAnsi" w:cstheme="majorBidi"/>
+        <w:rFonts w:ascii="Arial" w:hAnsi="Arial" w:cs="Arial" w:eastAsia="Arial"/>
       </w:rPr>
       <w:tblPr/>
       <w:tcPr>
@@ -25213,7 +25213,7 @@
     </w:tblPr>
     <w:tblStylePr w:type="firstRow">
       <w:rPr>
-        <w:rFonts w:asciiTheme="majorHAnsi" w:eastAsiaTheme="majorEastAsia" w:hAnsiTheme="majorHAnsi" w:cstheme="majorBidi"/>
+        <w:rFonts w:ascii="Arial" w:hAnsi="Arial" w:cs="Arial" w:eastAsia="Arial"/>
       </w:rPr>
       <w:tblPr/>
       <w:tcPr>
@@ -25297,7 +25297,7 @@
     </w:tblPr>
     <w:tblStylePr w:type="firstRow">
       <w:rPr>
-        <w:rFonts w:asciiTheme="majorHAnsi" w:eastAsiaTheme="majorEastAsia" w:hAnsiTheme="majorHAnsi" w:cstheme="majorBidi"/>
+        <w:rFonts w:ascii="Arial" w:hAnsi="Arial" w:cs="Arial" w:eastAsia="Arial"/>
       </w:rPr>
       <w:tblPr/>
       <w:tcPr>
@@ -25381,7 +25381,7 @@
     </w:tblPr>
     <w:tblStylePr w:type="firstRow">
       <w:rPr>
-        <w:rFonts w:asciiTheme="majorHAnsi" w:eastAsiaTheme="majorEastAsia" w:hAnsiTheme="majorHAnsi" w:cstheme="majorBidi"/>
+        <w:rFonts w:ascii="Arial" w:hAnsi="Arial" w:cs="Arial" w:eastAsia="Arial"/>
       </w:rPr>
       <w:tblPr/>
       <w:tcPr>
@@ -25446,7 +25446,7 @@
       <w:spacing w:after="0" w:line="240" w:lineRule="auto"/>
     </w:pPr>
     <w:rPr>
-      <w:rFonts w:asciiTheme="majorHAnsi" w:eastAsiaTheme="majorEastAsia" w:hAnsiTheme="majorHAnsi" w:cstheme="majorBidi"/>
+      <w:rFonts w:ascii="Arial" w:hAnsi="Arial" w:cs="Arial" w:eastAsia="Arial"/>
       <w:color w:val="000000" w:themeColor="text1"/>
     </w:rPr>
     <w:tblPr>
@@ -25574,7 +25574,7 @@
       <w:spacing w:after="0" w:line="240" w:lineRule="auto"/>
     </w:pPr>
     <w:rPr>
-      <w:rFonts w:asciiTheme="majorHAnsi" w:eastAsiaTheme="majorEastAsia" w:hAnsiTheme="majorHAnsi" w:cstheme="majorBidi"/>
+      <w:rFonts w:ascii="Arial" w:hAnsi="Arial" w:cs="Arial" w:eastAsia="Arial"/>
       <w:color w:val="000000" w:themeColor="text1"/>
     </w:rPr>
     <w:tblPr>
@@ -25702,7 +25702,7 @@
       <w:spacing w:after="0" w:line="240" w:lineRule="auto"/>
     </w:pPr>
     <w:rPr>
-      <w:rFonts w:asciiTheme="majorHAnsi" w:eastAsiaTheme="majorEastAsia" w:hAnsiTheme="majorHAnsi" w:cstheme="majorBidi"/>
+      <w:rFonts w:ascii="Arial" w:hAnsi="Arial" w:cs="Arial" w:eastAsia="Arial"/>
       <w:color w:val="000000" w:themeColor="text1"/>
     </w:rPr>
     <w:tblPr>
@@ -25830,7 +25830,7 @@
       <w:spacing w:after="0" w:line="240" w:lineRule="auto"/>
     </w:pPr>
     <w:rPr>
-      <w:rFonts w:asciiTheme="majorHAnsi" w:eastAsiaTheme="majorEastAsia" w:hAnsiTheme="majorHAnsi" w:cstheme="majorBidi"/>
+      <w:rFonts w:ascii="Arial" w:hAnsi="Arial" w:cs="Arial" w:eastAsia="Arial"/>
       <w:color w:val="000000" w:themeColor="text1"/>
     </w:rPr>
     <w:tblPr>
@@ -25958,7 +25958,7 @@
       <w:spacing w:after="0" w:line="240" w:lineRule="auto"/>
     </w:pPr>
     <w:rPr>
-      <w:rFonts w:asciiTheme="majorHAnsi" w:eastAsiaTheme="majorEastAsia" w:hAnsiTheme="majorHAnsi" w:cstheme="majorBidi"/>
+      <w:rFonts w:ascii="Arial" w:hAnsi="Arial" w:cs="Arial" w:eastAsia="Arial"/>
       <w:color w:val="000000" w:themeColor="text1"/>
     </w:rPr>
     <w:tblPr>
@@ -26086,7 +26086,7 @@
       <w:spacing w:after="0" w:line="240" w:lineRule="auto"/>
     </w:pPr>
     <w:rPr>
-      <w:rFonts w:asciiTheme="majorHAnsi" w:eastAsiaTheme="majorEastAsia" w:hAnsiTheme="majorHAnsi" w:cstheme="majorBidi"/>
+      <w:rFonts w:ascii="Arial" w:hAnsi="Arial" w:cs="Arial" w:eastAsia="Arial"/>
       <w:color w:val="000000" w:themeColor="text1"/>
     </w:rPr>
     <w:tblPr>
@@ -26214,7 +26214,7 @@
       <w:spacing w:after="0" w:line="240" w:lineRule="auto"/>
     </w:pPr>
     <w:rPr>
-      <w:rFonts w:asciiTheme="majorHAnsi" w:eastAsiaTheme="majorEastAsia" w:hAnsiTheme="majorHAnsi" w:cstheme="majorBidi"/>
+      <w:rFonts w:ascii="Arial" w:hAnsi="Arial" w:cs="Arial" w:eastAsia="Arial"/>
       <w:color w:val="000000" w:themeColor="text1"/>
     </w:rPr>
     <w:tblPr>
@@ -26853,7 +26853,7 @@
       <w:spacing w:after="0" w:line="240" w:lineRule="auto"/>
     </w:pPr>
     <w:rPr>
-      <w:rFonts w:asciiTheme="majorHAnsi" w:eastAsiaTheme="majorEastAsia" w:hAnsiTheme="majorHAnsi" w:cstheme="majorBidi"/>
+      <w:rFonts w:ascii="Arial" w:hAnsi="Arial" w:cs="Arial" w:eastAsia="Arial"/>
       <w:color w:val="000000" w:themeColor="text1"/>
     </w:rPr>
     <w:tblPr>
@@ -26978,7 +26978,7 @@
       <w:spacing w:after="0" w:line="240" w:lineRule="auto"/>
     </w:pPr>
     <w:rPr>
-      <w:rFonts w:asciiTheme="majorHAnsi" w:eastAsiaTheme="majorEastAsia" w:hAnsiTheme="majorHAnsi" w:cstheme="majorBidi"/>
+      <w:rFonts w:ascii="Arial" w:hAnsi="Arial" w:cs="Arial" w:eastAsia="Arial"/>
       <w:color w:val="000000" w:themeColor="text1"/>
     </w:rPr>
     <w:tblPr>
@@ -27103,7 +27103,7 @@
       <w:spacing w:after="0" w:line="240" w:lineRule="auto"/>
     </w:pPr>
     <w:rPr>
-      <w:rFonts w:asciiTheme="majorHAnsi" w:eastAsiaTheme="majorEastAsia" w:hAnsiTheme="majorHAnsi" w:cstheme="majorBidi"/>
+      <w:rFonts w:ascii="Arial" w:hAnsi="Arial" w:cs="Arial" w:eastAsia="Arial"/>
       <w:color w:val="000000" w:themeColor="text1"/>
     </w:rPr>
     <w:tblPr>
@@ -27228,7 +27228,7 @@
       <w:spacing w:after="0" w:line="240" w:lineRule="auto"/>
     </w:pPr>
     <w:rPr>
-      <w:rFonts w:asciiTheme="majorHAnsi" w:eastAsiaTheme="majorEastAsia" w:hAnsiTheme="majorHAnsi" w:cstheme="majorBidi"/>
+      <w:rFonts w:ascii="Arial" w:hAnsi="Arial" w:cs="Arial" w:eastAsia="Arial"/>
       <w:color w:val="000000" w:themeColor="text1"/>
     </w:rPr>
     <w:tblPr>
@@ -27353,7 +27353,7 @@
       <w:spacing w:after="0" w:line="240" w:lineRule="auto"/>
     </w:pPr>
     <w:rPr>
-      <w:rFonts w:asciiTheme="majorHAnsi" w:eastAsiaTheme="majorEastAsia" w:hAnsiTheme="majorHAnsi" w:cstheme="majorBidi"/>
+      <w:rFonts w:ascii="Arial" w:hAnsi="Arial" w:cs="Arial" w:eastAsia="Arial"/>
       <w:color w:val="000000" w:themeColor="text1"/>
     </w:rPr>
     <w:tblPr>
@@ -27478,7 +27478,7 @@
       <w:spacing w:after="0" w:line="240" w:lineRule="auto"/>
     </w:pPr>
     <w:rPr>
-      <w:rFonts w:asciiTheme="majorHAnsi" w:eastAsiaTheme="majorEastAsia" w:hAnsiTheme="majorHAnsi" w:cstheme="majorBidi"/>
+      <w:rFonts w:ascii="Arial" w:hAnsi="Arial" w:cs="Arial" w:eastAsia="Arial"/>
       <w:color w:val="000000" w:themeColor="text1"/>
     </w:rPr>
     <w:tblPr>
@@ -27603,7 +27603,7 @@
       <w:spacing w:after="0" w:line="240" w:lineRule="auto"/>
     </w:pPr>
     <w:rPr>
-      <w:rFonts w:asciiTheme="majorHAnsi" w:eastAsiaTheme="majorEastAsia" w:hAnsiTheme="majorHAnsi" w:cstheme="majorBidi"/>
+      <w:rFonts w:ascii="Arial" w:hAnsi="Arial" w:cs="Arial" w:eastAsia="Arial"/>
       <w:color w:val="000000" w:themeColor="text1"/>
     </w:rPr>
     <w:tblPr>
@@ -31556,7 +31556,7 @@
     </a:clrScheme>
     <a:fontScheme name="Office">
       <a:majorFont>
-        <a:latin typeface="Calibri"/>
+        <a:latin typeface="Arial"/>
         <a:ea typeface=""/>
         <a:cs typeface=""/>
         <a:font script="Jpan" typeface="ＭＳ ゴシック"/>
@@ -31591,7 +31591,7 @@
         <a:font script="Geor" typeface="Sylfaen"/>
       </a:majorFont>
       <a:minorFont>
-        <a:latin typeface="Cambria"/>
+        <a:latin typeface="Arial"/>
         <a:ea typeface=""/>
         <a:cs typeface=""/>
         <a:font script="Jpan" typeface="ＭＳ 明朝"/>

--- a/assets/worksheets/velocity-curve/galactic-plane-observation-2-2019.docx
+++ b/assets/worksheets/velocity-curve/galactic-plane-observation-2-2019.docx
@@ -7624,15 +7624,39 @@
     <w:pPr>
       <w:pStyle w:val="Header"/>
       <w:tabs>
-        <w:tab w:pos="10080" w:val="right"/>
+        <w:tab w:val="clear" w:pos="576"/>
+        <w:tab w:val="clear" w:pos="1152"/>
+        <w:tab w:val="clear" w:pos="1728"/>
+        <w:tab w:val="clear" w:pos="2304"/>
+        <w:tab w:val="clear" w:pos="2880"/>
+        <w:tab w:val="clear" w:pos="3456"/>
+        <w:tab w:val="clear" w:pos="4032"/>
+        <w:tab w:pos="9820" w:val="right"/>
       </w:tabs>
+      <w:spacing w:before="0" w:after="0" w:lineRule="exact" w:line="480"/>
+      <w:shd w:val="clear" w:fill="002855"/>
+      <w:pBdr>
+        <w:bottom w:val="single" w:sz="16" w:space="0" w:color="EEAA00"/>
+      </w:pBdr>
     </w:pPr>
     <w:r>
       <w:rPr>
-        <w:b/>
-        <w:color w:val="002855"/>
-      </w:rPr>
-      <w:t>WVU DSPIRA</w:t>
+        <w:rFonts w:ascii="Arial" w:hAnsi="Arial"/>
+        <w:b/>
+        <w:color w:val="FFFFFF"/>
+        <w:sz w:val="32"/>
+      </w:rPr>
+      <w:t xml:space="preserve">  WVU DSPIRA</w:t>
+    </w:r>
+    <w:r>
+      <w:rPr>
+        <w:rFonts w:ascii="Arial" w:hAnsi="Arial"/>
+        <w:b w:val="0"/>
+        <w:color w:val="FFFFFF"/>
+        <w:sz w:val="18"/>
+      </w:rPr>
+      <w:tab/>
+      <w:t>WEST VIRGINIA UNIVERSITY</w:t>
     </w:r>
   </w:p>
 </w:hdr>

--- a/assets/worksheets/velocity-curve/galactic-plane-observation-2-2019.docx
+++ b/assets/worksheets/velocity-curve/galactic-plane-observation-2-2019.docx
@@ -7221,7 +7221,7 @@
       </w:tabs>
     </w:pPr>
     <w:r>
-      <w:t>wvurail.org/dspira</w:t>
+      <w:t>rail.wvu.edu/dspira</w:t>
     </w:r>
     <w:r>
       <w:tab/>
